--- a/conceitos.docx
+++ b/conceitos.docx
@@ -1857,6 +1857,2293 @@
           <w:szCs w:val="23"/>
         </w:rPr>
         <w:t>).</w:t>
+      </w:r>
+    </w:p>
+    <w:p>
+      <w:pPr>
+        <w:pStyle w:val="Ttulo3"/>
+        <w:shd w:val="clear" w:color="auto" w:fill="FFFFFF"/>
+        <w:spacing w:before="0" w:beforeAutospacing="0"/>
+        <w:rPr>
+          <w:rFonts w:ascii="Segoe UI" w:hAnsi="Segoe UI" w:cs="Segoe UI"/>
+          <w:color w:val="1D2125"/>
+        </w:rPr>
+      </w:pPr>
+      <w:r>
+        <w:rPr>
+          <w:rFonts w:ascii="Segoe UI" w:hAnsi="Segoe UI" w:cs="Segoe UI"/>
+          <w:color w:val="1D2125"/>
+        </w:rPr>
+        <w:t>1. Associação Todo-Parte (Agregação e Composição)</w:t>
+      </w:r>
+    </w:p>
+    <w:p>
+      <w:pPr>
+        <w:pStyle w:val="NormalWeb"/>
+        <w:shd w:val="clear" w:color="auto" w:fill="FFFFFF"/>
+        <w:spacing w:before="0" w:beforeAutospacing="0"/>
+        <w:rPr>
+          <w:rFonts w:ascii="Segoe UI" w:hAnsi="Segoe UI" w:cs="Segoe UI"/>
+          <w:color w:val="1D2125"/>
+          <w:sz w:val="23"/>
+          <w:szCs w:val="23"/>
+        </w:rPr>
+      </w:pPr>
+      <w:r>
+        <w:rPr>
+          <w:rFonts w:ascii="Segoe UI" w:hAnsi="Segoe UI" w:cs="Segoe UI"/>
+          <w:color w:val="1D2125"/>
+          <w:sz w:val="23"/>
+          <w:szCs w:val="23"/>
+        </w:rPr>
+        <w:t>Na Programação Orientada a Objetos, raramente uma classe trabalha sozinha. O conceito de </w:t>
+      </w:r>
+      <w:r>
+        <w:rPr>
+          <w:rFonts w:ascii="Segoe UI" w:hAnsi="Segoe UI" w:cs="Segoe UI"/>
+          <w:b/>
+          <w:bCs/>
+          <w:color w:val="1D2125"/>
+          <w:sz w:val="23"/>
+          <w:szCs w:val="23"/>
+        </w:rPr>
+        <w:t>Associação Todo-Parte</w:t>
+      </w:r>
+      <w:r>
+        <w:rPr>
+          <w:rFonts w:ascii="Segoe UI" w:hAnsi="Segoe UI" w:cs="Segoe UI"/>
+          <w:color w:val="1D2125"/>
+          <w:sz w:val="23"/>
+          <w:szCs w:val="23"/>
+        </w:rPr>
+        <w:t> descreve situações onde um objeto (o "Todo" ou "Container") é formado por outros objetos (as "Partes" ou "Componentes").</w:t>
+      </w:r>
+    </w:p>
+    <w:p>
+      <w:pPr>
+        <w:pStyle w:val="NormalWeb"/>
+        <w:shd w:val="clear" w:color="auto" w:fill="FFFFFF"/>
+        <w:spacing w:before="0" w:beforeAutospacing="0"/>
+        <w:rPr>
+          <w:rFonts w:ascii="Segoe UI" w:hAnsi="Segoe UI" w:cs="Segoe UI"/>
+          <w:color w:val="1D2125"/>
+          <w:sz w:val="23"/>
+          <w:szCs w:val="23"/>
+        </w:rPr>
+      </w:pPr>
+      <w:r>
+        <w:rPr>
+          <w:rFonts w:ascii="Segoe UI" w:hAnsi="Segoe UI" w:cs="Segoe UI"/>
+          <w:color w:val="1D2125"/>
+          <w:sz w:val="23"/>
+          <w:szCs w:val="23"/>
+        </w:rPr>
+        <w:t>Essa relação é conhecida na UML como </w:t>
+      </w:r>
+      <w:r>
+        <w:rPr>
+          <w:rFonts w:ascii="Segoe UI" w:hAnsi="Segoe UI" w:cs="Segoe UI"/>
+          <w:b/>
+          <w:bCs/>
+          <w:color w:val="1D2125"/>
+          <w:sz w:val="23"/>
+          <w:szCs w:val="23"/>
+        </w:rPr>
+        <w:t>Acreção</w:t>
+      </w:r>
+      <w:r>
+        <w:rPr>
+          <w:rFonts w:ascii="Segoe UI" w:hAnsi="Segoe UI" w:cs="Segoe UI"/>
+          <w:color w:val="1D2125"/>
+          <w:sz w:val="23"/>
+          <w:szCs w:val="23"/>
+        </w:rPr>
+        <w:t> e se divide em dois tipos principais, dependendo da força do vínculo entre eles.</w:t>
+      </w:r>
+    </w:p>
+    <w:p>
+      <w:pPr>
+        <w:pStyle w:val="Ttulo3"/>
+        <w:shd w:val="clear" w:color="auto" w:fill="FFFFFF"/>
+        <w:spacing w:before="0" w:beforeAutospacing="0"/>
+        <w:rPr>
+          <w:rFonts w:ascii="Segoe UI" w:hAnsi="Segoe UI" w:cs="Segoe UI"/>
+          <w:color w:val="1D2125"/>
+        </w:rPr>
+      </w:pPr>
+      <w:r>
+        <w:rPr>
+          <w:rFonts w:ascii="Segoe UI" w:hAnsi="Segoe UI" w:cs="Segoe UI"/>
+          <w:color w:val="1D2125"/>
+        </w:rPr>
+        <w:t>2. Associação de Agregação (Relação Fraca)</w:t>
+      </w:r>
+    </w:p>
+    <w:p>
+      <w:pPr>
+        <w:pStyle w:val="NormalWeb"/>
+        <w:shd w:val="clear" w:color="auto" w:fill="FFFFFF"/>
+        <w:spacing w:before="0" w:beforeAutospacing="0"/>
+        <w:rPr>
+          <w:rFonts w:ascii="Segoe UI" w:hAnsi="Segoe UI" w:cs="Segoe UI"/>
+          <w:color w:val="1D2125"/>
+          <w:sz w:val="23"/>
+          <w:szCs w:val="23"/>
+        </w:rPr>
+      </w:pPr>
+      <w:r>
+        <w:rPr>
+          <w:rFonts w:ascii="Segoe UI" w:hAnsi="Segoe UI" w:cs="Segoe UI"/>
+          <w:color w:val="1D2125"/>
+          <w:sz w:val="23"/>
+          <w:szCs w:val="23"/>
+        </w:rPr>
+        <w:t>A Agregação representa um relacionamento onde a "Parte" pode existir independentemente do "Todo". É uma relação de </w:t>
+      </w:r>
+      <w:r>
+        <w:rPr>
+          <w:rFonts w:ascii="Segoe UI" w:hAnsi="Segoe UI" w:cs="Segoe UI"/>
+          <w:b/>
+          <w:bCs/>
+          <w:color w:val="1D2125"/>
+          <w:sz w:val="23"/>
+          <w:szCs w:val="23"/>
+        </w:rPr>
+        <w:t>compartilhamento</w:t>
+      </w:r>
+      <w:r>
+        <w:rPr>
+          <w:rFonts w:ascii="Segoe UI" w:hAnsi="Segoe UI" w:cs="Segoe UI"/>
+          <w:color w:val="1D2125"/>
+          <w:sz w:val="23"/>
+          <w:szCs w:val="23"/>
+        </w:rPr>
+        <w:t>.</w:t>
+      </w:r>
+    </w:p>
+    <w:p>
+      <w:pPr>
+        <w:pStyle w:val="NormalWeb"/>
+        <w:numPr>
+          <w:ilvl w:val="0"/>
+          <w:numId w:val="8"/>
+        </w:numPr>
+        <w:shd w:val="clear" w:color="auto" w:fill="FFFFFF"/>
+        <w:spacing w:before="0" w:beforeAutospacing="0"/>
+        <w:rPr>
+          <w:rFonts w:ascii="Segoe UI" w:hAnsi="Segoe UI" w:cs="Segoe UI"/>
+          <w:color w:val="1D2125"/>
+          <w:sz w:val="23"/>
+          <w:szCs w:val="23"/>
+        </w:rPr>
+      </w:pPr>
+      <w:r>
+        <w:rPr>
+          <w:rFonts w:ascii="Segoe UI" w:hAnsi="Segoe UI" w:cs="Segoe UI"/>
+          <w:b/>
+          <w:bCs/>
+          <w:color w:val="1D2125"/>
+          <w:sz w:val="23"/>
+          <w:szCs w:val="23"/>
+        </w:rPr>
+        <w:t>Conceito:</w:t>
+      </w:r>
+      <w:r>
+        <w:rPr>
+          <w:rFonts w:ascii="Segoe UI" w:hAnsi="Segoe UI" w:cs="Segoe UI"/>
+          <w:color w:val="1D2125"/>
+          <w:sz w:val="23"/>
+          <w:szCs w:val="23"/>
+        </w:rPr>
+        <w:t> O "Todo" utiliza a "Parte" para realizar suas tarefas, mas não é dono exclusivo dela.</w:t>
+      </w:r>
+    </w:p>
+    <w:p>
+      <w:pPr>
+        <w:pStyle w:val="NormalWeb"/>
+        <w:numPr>
+          <w:ilvl w:val="0"/>
+          <w:numId w:val="8"/>
+        </w:numPr>
+        <w:shd w:val="clear" w:color="auto" w:fill="FFFFFF"/>
+        <w:spacing w:before="0" w:beforeAutospacing="0"/>
+        <w:rPr>
+          <w:rFonts w:ascii="Segoe UI" w:hAnsi="Segoe UI" w:cs="Segoe UI"/>
+          <w:color w:val="1D2125"/>
+          <w:sz w:val="23"/>
+          <w:szCs w:val="23"/>
+        </w:rPr>
+      </w:pPr>
+      <w:r>
+        <w:rPr>
+          <w:rFonts w:ascii="Segoe UI" w:hAnsi="Segoe UI" w:cs="Segoe UI"/>
+          <w:b/>
+          <w:bCs/>
+          <w:color w:val="1D2125"/>
+          <w:sz w:val="23"/>
+          <w:szCs w:val="23"/>
+        </w:rPr>
+        <w:t>Ciclo de Vida:</w:t>
+      </w:r>
+      <w:r>
+        <w:rPr>
+          <w:rFonts w:ascii="Segoe UI" w:hAnsi="Segoe UI" w:cs="Segoe UI"/>
+          <w:color w:val="1D2125"/>
+          <w:sz w:val="23"/>
+          <w:szCs w:val="23"/>
+        </w:rPr>
+        <w:t> Independentes. Se o "Todo" for destruído, a "Parte" continua viva na memória.</w:t>
+      </w:r>
+    </w:p>
+    <w:p>
+      <w:pPr>
+        <w:pStyle w:val="NormalWeb"/>
+        <w:numPr>
+          <w:ilvl w:val="0"/>
+          <w:numId w:val="8"/>
+        </w:numPr>
+        <w:shd w:val="clear" w:color="auto" w:fill="FFFFFF"/>
+        <w:spacing w:before="0" w:beforeAutospacing="0"/>
+        <w:rPr>
+          <w:rFonts w:ascii="Segoe UI" w:hAnsi="Segoe UI" w:cs="Segoe UI"/>
+          <w:color w:val="1D2125"/>
+          <w:sz w:val="23"/>
+          <w:szCs w:val="23"/>
+        </w:rPr>
+      </w:pPr>
+      <w:r>
+        <w:rPr>
+          <w:rFonts w:ascii="Segoe UI" w:hAnsi="Segoe UI" w:cs="Segoe UI"/>
+          <w:b/>
+          <w:bCs/>
+          <w:color w:val="1D2125"/>
+          <w:sz w:val="23"/>
+          <w:szCs w:val="23"/>
+        </w:rPr>
+        <w:t>Exemplo Real:</w:t>
+      </w:r>
+      <w:r>
+        <w:rPr>
+          <w:rFonts w:ascii="Segoe UI" w:hAnsi="Segoe UI" w:cs="Segoe UI"/>
+          <w:color w:val="1D2125"/>
+          <w:sz w:val="23"/>
+          <w:szCs w:val="23"/>
+        </w:rPr>
+        <w:t> Um </w:t>
+      </w:r>
+      <w:r>
+        <w:rPr>
+          <w:rFonts w:ascii="Segoe UI" w:hAnsi="Segoe UI" w:cs="Segoe UI"/>
+          <w:b/>
+          <w:bCs/>
+          <w:color w:val="1D2125"/>
+          <w:sz w:val="23"/>
+          <w:szCs w:val="23"/>
+        </w:rPr>
+        <w:t>Time de Basquete</w:t>
+      </w:r>
+      <w:r>
+        <w:rPr>
+          <w:rFonts w:ascii="Segoe UI" w:hAnsi="Segoe UI" w:cs="Segoe UI"/>
+          <w:color w:val="1D2125"/>
+          <w:sz w:val="23"/>
+          <w:szCs w:val="23"/>
+        </w:rPr>
+        <w:t> (Todo) e seus </w:t>
+      </w:r>
+      <w:r>
+        <w:rPr>
+          <w:rFonts w:ascii="Segoe UI" w:hAnsi="Segoe UI" w:cs="Segoe UI"/>
+          <w:b/>
+          <w:bCs/>
+          <w:color w:val="1D2125"/>
+          <w:sz w:val="23"/>
+          <w:szCs w:val="23"/>
+        </w:rPr>
+        <w:t>Atletas</w:t>
+      </w:r>
+      <w:r>
+        <w:rPr>
+          <w:rFonts w:ascii="Segoe UI" w:hAnsi="Segoe UI" w:cs="Segoe UI"/>
+          <w:color w:val="1D2125"/>
+          <w:sz w:val="23"/>
+          <w:szCs w:val="23"/>
+        </w:rPr>
+        <w:t> (Partes). Se o time acabar, os atletas continuam existindo e podem jogar em outros times.</w:t>
+      </w:r>
+    </w:p>
+    <w:p>
+      <w:pPr>
+        <w:pStyle w:val="Ttulo3"/>
+        <w:shd w:val="clear" w:color="auto" w:fill="FFFFFF"/>
+        <w:spacing w:before="0" w:beforeAutospacing="0"/>
+        <w:rPr>
+          <w:rFonts w:ascii="Segoe UI" w:hAnsi="Segoe UI" w:cs="Segoe UI"/>
+          <w:color w:val="1D2125"/>
+        </w:rPr>
+      </w:pPr>
+      <w:r>
+        <w:rPr>
+          <w:rFonts w:ascii="Segoe UI" w:hAnsi="Segoe UI" w:cs="Segoe UI"/>
+          <w:color w:val="1D2125"/>
+        </w:rPr>
+        <w:t>3. Associação de Composição (Relação Forte)</w:t>
+      </w:r>
+    </w:p>
+    <w:p>
+      <w:pPr>
+        <w:pStyle w:val="NormalWeb"/>
+        <w:shd w:val="clear" w:color="auto" w:fill="FFFFFF"/>
+        <w:spacing w:before="0" w:beforeAutospacing="0"/>
+        <w:rPr>
+          <w:rFonts w:ascii="Segoe UI" w:hAnsi="Segoe UI" w:cs="Segoe UI"/>
+          <w:color w:val="1D2125"/>
+          <w:sz w:val="23"/>
+          <w:szCs w:val="23"/>
+        </w:rPr>
+      </w:pPr>
+      <w:r>
+        <w:rPr>
+          <w:rFonts w:ascii="Segoe UI" w:hAnsi="Segoe UI" w:cs="Segoe UI"/>
+          <w:color w:val="1D2125"/>
+          <w:sz w:val="23"/>
+          <w:szCs w:val="23"/>
+        </w:rPr>
+        <w:t>A Composição é uma forma estrita de agregação onde a "Parte" pertence exclusivamente ao "Todo". Existe uma </w:t>
+      </w:r>
+      <w:r>
+        <w:rPr>
+          <w:rFonts w:ascii="Segoe UI" w:hAnsi="Segoe UI" w:cs="Segoe UI"/>
+          <w:b/>
+          <w:bCs/>
+          <w:color w:val="1D2125"/>
+          <w:sz w:val="23"/>
+          <w:szCs w:val="23"/>
+        </w:rPr>
+        <w:t>dependência existencial</w:t>
+      </w:r>
+      <w:r>
+        <w:rPr>
+          <w:rFonts w:ascii="Segoe UI" w:hAnsi="Segoe UI" w:cs="Segoe UI"/>
+          <w:color w:val="1D2125"/>
+          <w:sz w:val="23"/>
+          <w:szCs w:val="23"/>
+        </w:rPr>
+        <w:t>.</w:t>
+      </w:r>
+    </w:p>
+    <w:p>
+      <w:pPr>
+        <w:pStyle w:val="NormalWeb"/>
+        <w:numPr>
+          <w:ilvl w:val="0"/>
+          <w:numId w:val="9"/>
+        </w:numPr>
+        <w:shd w:val="clear" w:color="auto" w:fill="FFFFFF"/>
+        <w:spacing w:before="0" w:beforeAutospacing="0"/>
+        <w:rPr>
+          <w:rFonts w:ascii="Segoe UI" w:hAnsi="Segoe UI" w:cs="Segoe UI"/>
+          <w:color w:val="1D2125"/>
+          <w:sz w:val="23"/>
+          <w:szCs w:val="23"/>
+        </w:rPr>
+      </w:pPr>
+      <w:r>
+        <w:rPr>
+          <w:rFonts w:ascii="Segoe UI" w:hAnsi="Segoe UI" w:cs="Segoe UI"/>
+          <w:b/>
+          <w:bCs/>
+          <w:color w:val="1D2125"/>
+          <w:sz w:val="23"/>
+          <w:szCs w:val="23"/>
+        </w:rPr>
+        <w:t>Conceito:</w:t>
+      </w:r>
+      <w:r>
+        <w:rPr>
+          <w:rFonts w:ascii="Segoe UI" w:hAnsi="Segoe UI" w:cs="Segoe UI"/>
+          <w:color w:val="1D2125"/>
+          <w:sz w:val="23"/>
+          <w:szCs w:val="23"/>
+        </w:rPr>
+        <w:t> A "Parte" não faz sentido ou não consegue existir fora do contexto do "Todo".</w:t>
+      </w:r>
+    </w:p>
+    <w:p>
+      <w:pPr>
+        <w:pStyle w:val="NormalWeb"/>
+        <w:numPr>
+          <w:ilvl w:val="0"/>
+          <w:numId w:val="9"/>
+        </w:numPr>
+        <w:shd w:val="clear" w:color="auto" w:fill="FFFFFF"/>
+        <w:spacing w:before="0" w:beforeAutospacing="0"/>
+        <w:rPr>
+          <w:rFonts w:ascii="Segoe UI" w:hAnsi="Segoe UI" w:cs="Segoe UI"/>
+          <w:color w:val="1D2125"/>
+          <w:sz w:val="23"/>
+          <w:szCs w:val="23"/>
+        </w:rPr>
+      </w:pPr>
+      <w:r>
+        <w:rPr>
+          <w:rFonts w:ascii="Segoe UI" w:hAnsi="Segoe UI" w:cs="Segoe UI"/>
+          <w:b/>
+          <w:bCs/>
+          <w:color w:val="1D2125"/>
+          <w:sz w:val="23"/>
+          <w:szCs w:val="23"/>
+        </w:rPr>
+        <w:t>Ciclo de Vida:</w:t>
+      </w:r>
+      <w:r>
+        <w:rPr>
+          <w:rFonts w:ascii="Segoe UI" w:hAnsi="Segoe UI" w:cs="Segoe UI"/>
+          <w:color w:val="1D2125"/>
+          <w:sz w:val="23"/>
+          <w:szCs w:val="23"/>
+        </w:rPr>
+        <w:t> Dependentes. Se o "Todo" for destruído, todas as suas "Partes" são destruídas automaticamente.</w:t>
+      </w:r>
+    </w:p>
+    <w:p>
+      <w:pPr>
+        <w:pStyle w:val="NormalWeb"/>
+        <w:numPr>
+          <w:ilvl w:val="0"/>
+          <w:numId w:val="9"/>
+        </w:numPr>
+        <w:shd w:val="clear" w:color="auto" w:fill="FFFFFF"/>
+        <w:spacing w:before="0" w:beforeAutospacing="0"/>
+        <w:rPr>
+          <w:rFonts w:ascii="Segoe UI" w:hAnsi="Segoe UI" w:cs="Segoe UI"/>
+          <w:color w:val="1D2125"/>
+          <w:sz w:val="23"/>
+          <w:szCs w:val="23"/>
+        </w:rPr>
+      </w:pPr>
+      <w:r>
+        <w:rPr>
+          <w:rFonts w:ascii="Segoe UI" w:hAnsi="Segoe UI" w:cs="Segoe UI"/>
+          <w:b/>
+          <w:bCs/>
+          <w:color w:val="1D2125"/>
+          <w:sz w:val="23"/>
+          <w:szCs w:val="23"/>
+        </w:rPr>
+        <w:t>Exemplo Real:</w:t>
+      </w:r>
+      <w:r>
+        <w:rPr>
+          <w:rFonts w:ascii="Segoe UI" w:hAnsi="Segoe UI" w:cs="Segoe UI"/>
+          <w:color w:val="1D2125"/>
+          <w:sz w:val="23"/>
+          <w:szCs w:val="23"/>
+        </w:rPr>
+        <w:t> Uma </w:t>
+      </w:r>
+      <w:r>
+        <w:rPr>
+          <w:rFonts w:ascii="Segoe UI" w:hAnsi="Segoe UI" w:cs="Segoe UI"/>
+          <w:b/>
+          <w:bCs/>
+          <w:color w:val="1D2125"/>
+          <w:sz w:val="23"/>
+          <w:szCs w:val="23"/>
+        </w:rPr>
+        <w:t>Nota Fiscal</w:t>
+      </w:r>
+      <w:r>
+        <w:rPr>
+          <w:rFonts w:ascii="Segoe UI" w:hAnsi="Segoe UI" w:cs="Segoe UI"/>
+          <w:color w:val="1D2125"/>
+          <w:sz w:val="23"/>
+          <w:szCs w:val="23"/>
+        </w:rPr>
+        <w:t> (Todo) e seus </w:t>
+      </w:r>
+      <w:r>
+        <w:rPr>
+          <w:rFonts w:ascii="Segoe UI" w:hAnsi="Segoe UI" w:cs="Segoe UI"/>
+          <w:b/>
+          <w:bCs/>
+          <w:color w:val="1D2125"/>
+          <w:sz w:val="23"/>
+          <w:szCs w:val="23"/>
+        </w:rPr>
+        <w:t>Itens da Nota</w:t>
+      </w:r>
+      <w:r>
+        <w:rPr>
+          <w:rFonts w:ascii="Segoe UI" w:hAnsi="Segoe UI" w:cs="Segoe UI"/>
+          <w:color w:val="1D2125"/>
+          <w:sz w:val="23"/>
+          <w:szCs w:val="23"/>
+        </w:rPr>
+        <w:t> (Partes). Não faz sentido um "Item de Nota" existir "solto" no sistema sem estar vinculado a uma nota específica.</w:t>
+      </w:r>
+    </w:p>
+    <w:p>
+      <w:pPr>
+        <w:pStyle w:val="Ttulo3"/>
+        <w:shd w:val="clear" w:color="auto" w:fill="FFFFFF"/>
+        <w:spacing w:before="0" w:beforeAutospacing="0"/>
+        <w:rPr>
+          <w:rFonts w:ascii="Segoe UI" w:hAnsi="Segoe UI" w:cs="Segoe UI"/>
+          <w:color w:val="1D2125"/>
+        </w:rPr>
+      </w:pPr>
+      <w:r>
+        <w:rPr>
+          <w:rFonts w:ascii="Segoe UI" w:hAnsi="Segoe UI" w:cs="Segoe UI"/>
+          <w:color w:val="1D2125"/>
+        </w:rPr>
+        <w:t>4. Diferenças Conceituais e de Implementação</w:t>
+      </w:r>
+    </w:p>
+    <w:p>
+      <w:pPr>
+        <w:pStyle w:val="NormalWeb"/>
+        <w:shd w:val="clear" w:color="auto" w:fill="FFFFFF"/>
+        <w:spacing w:before="0" w:beforeAutospacing="0"/>
+        <w:rPr>
+          <w:rFonts w:ascii="Segoe UI" w:hAnsi="Segoe UI" w:cs="Segoe UI"/>
+          <w:color w:val="1D2125"/>
+          <w:sz w:val="23"/>
+          <w:szCs w:val="23"/>
+        </w:rPr>
+      </w:pPr>
+      <w:r>
+        <w:rPr>
+          <w:rFonts w:ascii="Segoe UI" w:hAnsi="Segoe UI" w:cs="Segoe UI"/>
+          <w:color w:val="1D2125"/>
+          <w:sz w:val="23"/>
+          <w:szCs w:val="23"/>
+        </w:rPr>
+        <w:t>Para facilitar o entendimento dos alunos, podemos resumir as diferenças em dois eixos:</w:t>
+      </w:r>
+    </w:p>
+    <w:p>
+      <w:pPr>
+        <w:pStyle w:val="Ttulo4"/>
+        <w:shd w:val="clear" w:color="auto" w:fill="FFFFFF"/>
+        <w:spacing w:before="0"/>
+        <w:rPr>
+          <w:rFonts w:ascii="Segoe UI" w:hAnsi="Segoe UI" w:cs="Segoe UI"/>
+          <w:color w:val="1D2125"/>
+          <w:sz w:val="24"/>
+          <w:szCs w:val="24"/>
+        </w:rPr>
+      </w:pPr>
+      <w:r>
+        <w:rPr>
+          <w:rFonts w:ascii="Segoe UI" w:hAnsi="Segoe UI" w:cs="Segoe UI"/>
+          <w:color w:val="1D2125"/>
+        </w:rPr>
+        <w:lastRenderedPageBreak/>
+        <w:t>A. Diferenças Conceituais</w:t>
+      </w:r>
+    </w:p>
+    <w:tbl>
+      <w:tblPr>
+        <w:tblW w:w="0" w:type="auto"/>
+        <w:shd w:val="clear" w:color="auto" w:fill="FFFFFF"/>
+        <w:tblCellMar>
+          <w:top w:w="15" w:type="dxa"/>
+          <w:left w:w="15" w:type="dxa"/>
+          <w:bottom w:w="15" w:type="dxa"/>
+          <w:right w:w="15" w:type="dxa"/>
+        </w:tblCellMar>
+        <w:tblLook w:val="04A0" w:firstRow="1" w:lastRow="0" w:firstColumn="1" w:lastColumn="0" w:noHBand="0" w:noVBand="1"/>
+      </w:tblPr>
+      <w:tblGrid>
+        <w:gridCol w:w="1492"/>
+        <w:gridCol w:w="3106"/>
+        <w:gridCol w:w="3906"/>
+      </w:tblGrid>
+      <w:tr>
+        <w:trPr>
+          <w:tblHeader/>
+        </w:trPr>
+        <w:tc>
+          <w:tcPr>
+            <w:tcW w:w="0" w:type="auto"/>
+            <w:shd w:val="clear" w:color="auto" w:fill="FFFFFF"/>
+            <w:vAlign w:val="center"/>
+            <w:hideMark/>
+          </w:tcPr>
+          <w:p>
+            <w:pPr>
+              <w:rPr>
+                <w:rFonts w:ascii="Segoe UI" w:hAnsi="Segoe UI" w:cs="Segoe UI"/>
+                <w:color w:val="1D2125"/>
+                <w:sz w:val="23"/>
+                <w:szCs w:val="23"/>
+              </w:rPr>
+            </w:pPr>
+            <w:r>
+              <w:rPr>
+                <w:rStyle w:val="Forte"/>
+                <w:rFonts w:ascii="Segoe UI" w:hAnsi="Segoe UI" w:cs="Segoe UI"/>
+                <w:color w:val="1D2125"/>
+                <w:sz w:val="23"/>
+                <w:szCs w:val="23"/>
+              </w:rPr>
+              <w:t>Característica</w:t>
+            </w:r>
+          </w:p>
+        </w:tc>
+        <w:tc>
+          <w:tcPr>
+            <w:tcW w:w="0" w:type="auto"/>
+            <w:shd w:val="clear" w:color="auto" w:fill="FFFFFF"/>
+            <w:vAlign w:val="center"/>
+            <w:hideMark/>
+          </w:tcPr>
+          <w:p>
+            <w:pPr>
+              <w:rPr>
+                <w:rFonts w:ascii="Segoe UI" w:hAnsi="Segoe UI" w:cs="Segoe UI"/>
+                <w:color w:val="1D2125"/>
+                <w:sz w:val="23"/>
+                <w:szCs w:val="23"/>
+              </w:rPr>
+            </w:pPr>
+            <w:r>
+              <w:rPr>
+                <w:rStyle w:val="Forte"/>
+                <w:rFonts w:ascii="Segoe UI" w:hAnsi="Segoe UI" w:cs="Segoe UI"/>
+                <w:color w:val="1D2125"/>
+                <w:sz w:val="23"/>
+                <w:szCs w:val="23"/>
+              </w:rPr>
+              <w:t>Agregação</w:t>
+            </w:r>
+          </w:p>
+        </w:tc>
+        <w:tc>
+          <w:tcPr>
+            <w:tcW w:w="0" w:type="auto"/>
+            <w:shd w:val="clear" w:color="auto" w:fill="FFFFFF"/>
+            <w:vAlign w:val="center"/>
+            <w:hideMark/>
+          </w:tcPr>
+          <w:p>
+            <w:pPr>
+              <w:rPr>
+                <w:rFonts w:ascii="Segoe UI" w:hAnsi="Segoe UI" w:cs="Segoe UI"/>
+                <w:color w:val="1D2125"/>
+                <w:sz w:val="23"/>
+                <w:szCs w:val="23"/>
+              </w:rPr>
+            </w:pPr>
+            <w:r>
+              <w:rPr>
+                <w:rStyle w:val="Forte"/>
+                <w:rFonts w:ascii="Segoe UI" w:hAnsi="Segoe UI" w:cs="Segoe UI"/>
+                <w:color w:val="1D2125"/>
+                <w:sz w:val="23"/>
+                <w:szCs w:val="23"/>
+              </w:rPr>
+              <w:t>Composição</w:t>
+            </w:r>
+          </w:p>
+        </w:tc>
+      </w:tr>
+      <w:tr>
+        <w:tc>
+          <w:tcPr>
+            <w:tcW w:w="0" w:type="auto"/>
+            <w:shd w:val="clear" w:color="auto" w:fill="FFFFFF"/>
+            <w:vAlign w:val="center"/>
+            <w:hideMark/>
+          </w:tcPr>
+          <w:p>
+            <w:pPr>
+              <w:rPr>
+                <w:rFonts w:ascii="Segoe UI" w:hAnsi="Segoe UI" w:cs="Segoe UI"/>
+                <w:color w:val="1D2125"/>
+                <w:sz w:val="23"/>
+                <w:szCs w:val="23"/>
+              </w:rPr>
+            </w:pPr>
+            <w:r>
+              <w:rPr>
+                <w:rFonts w:ascii="Segoe UI" w:hAnsi="Segoe UI" w:cs="Segoe UI"/>
+                <w:b/>
+                <w:bCs/>
+                <w:color w:val="1D2125"/>
+                <w:sz w:val="23"/>
+                <w:szCs w:val="23"/>
+              </w:rPr>
+              <w:t>Vínculo</w:t>
+            </w:r>
+          </w:p>
+        </w:tc>
+        <w:tc>
+          <w:tcPr>
+            <w:tcW w:w="0" w:type="auto"/>
+            <w:shd w:val="clear" w:color="auto" w:fill="FFFFFF"/>
+            <w:vAlign w:val="center"/>
+            <w:hideMark/>
+          </w:tcPr>
+          <w:p>
+            <w:pPr>
+              <w:rPr>
+                <w:rFonts w:ascii="Segoe UI" w:hAnsi="Segoe UI" w:cs="Segoe UI"/>
+                <w:color w:val="1D2125"/>
+                <w:sz w:val="23"/>
+                <w:szCs w:val="23"/>
+              </w:rPr>
+            </w:pPr>
+            <w:r>
+              <w:rPr>
+                <w:rFonts w:ascii="Segoe UI" w:hAnsi="Segoe UI" w:cs="Segoe UI"/>
+                <w:color w:val="1D2125"/>
+                <w:sz w:val="23"/>
+                <w:szCs w:val="23"/>
+              </w:rPr>
+              <w:t>Fraco / Geométrico</w:t>
+            </w:r>
+          </w:p>
+        </w:tc>
+        <w:tc>
+          <w:tcPr>
+            <w:tcW w:w="0" w:type="auto"/>
+            <w:shd w:val="clear" w:color="auto" w:fill="FFFFFF"/>
+            <w:vAlign w:val="center"/>
+            <w:hideMark/>
+          </w:tcPr>
+          <w:p>
+            <w:pPr>
+              <w:rPr>
+                <w:rFonts w:ascii="Segoe UI" w:hAnsi="Segoe UI" w:cs="Segoe UI"/>
+                <w:color w:val="1D2125"/>
+                <w:sz w:val="23"/>
+                <w:szCs w:val="23"/>
+              </w:rPr>
+            </w:pPr>
+            <w:r>
+              <w:rPr>
+                <w:rFonts w:ascii="Segoe UI" w:hAnsi="Segoe UI" w:cs="Segoe UI"/>
+                <w:color w:val="1D2125"/>
+                <w:sz w:val="23"/>
+                <w:szCs w:val="23"/>
+              </w:rPr>
+              <w:t>Forte / Físico</w:t>
+            </w:r>
+          </w:p>
+        </w:tc>
+      </w:tr>
+      <w:tr>
+        <w:tc>
+          <w:tcPr>
+            <w:tcW w:w="0" w:type="auto"/>
+            <w:shd w:val="clear" w:color="auto" w:fill="FFFFFF"/>
+            <w:vAlign w:val="center"/>
+            <w:hideMark/>
+          </w:tcPr>
+          <w:p>
+            <w:pPr>
+              <w:rPr>
+                <w:rFonts w:ascii="Segoe UI" w:hAnsi="Segoe UI" w:cs="Segoe UI"/>
+                <w:color w:val="1D2125"/>
+                <w:sz w:val="23"/>
+                <w:szCs w:val="23"/>
+              </w:rPr>
+            </w:pPr>
+            <w:r>
+              <w:rPr>
+                <w:rFonts w:ascii="Segoe UI" w:hAnsi="Segoe UI" w:cs="Segoe UI"/>
+                <w:b/>
+                <w:bCs/>
+                <w:color w:val="1D2125"/>
+                <w:sz w:val="23"/>
+                <w:szCs w:val="23"/>
+              </w:rPr>
+              <w:t>Posse</w:t>
+            </w:r>
+          </w:p>
+        </w:tc>
+        <w:tc>
+          <w:tcPr>
+            <w:tcW w:w="0" w:type="auto"/>
+            <w:shd w:val="clear" w:color="auto" w:fill="FFFFFF"/>
+            <w:vAlign w:val="center"/>
+            <w:hideMark/>
+          </w:tcPr>
+          <w:p>
+            <w:pPr>
+              <w:rPr>
+                <w:rFonts w:ascii="Segoe UI" w:hAnsi="Segoe UI" w:cs="Segoe UI"/>
+                <w:color w:val="1D2125"/>
+                <w:sz w:val="23"/>
+                <w:szCs w:val="23"/>
+              </w:rPr>
+            </w:pPr>
+            <w:r>
+              <w:rPr>
+                <w:rFonts w:ascii="Segoe UI" w:hAnsi="Segoe UI" w:cs="Segoe UI"/>
+                <w:color w:val="1D2125"/>
+                <w:sz w:val="23"/>
+                <w:szCs w:val="23"/>
+              </w:rPr>
+              <w:t>Compartilhada</w:t>
+            </w:r>
+          </w:p>
+        </w:tc>
+        <w:tc>
+          <w:tcPr>
+            <w:tcW w:w="0" w:type="auto"/>
+            <w:shd w:val="clear" w:color="auto" w:fill="FFFFFF"/>
+            <w:vAlign w:val="center"/>
+            <w:hideMark/>
+          </w:tcPr>
+          <w:p>
+            <w:pPr>
+              <w:rPr>
+                <w:rFonts w:ascii="Segoe UI" w:hAnsi="Segoe UI" w:cs="Segoe UI"/>
+                <w:color w:val="1D2125"/>
+                <w:sz w:val="23"/>
+                <w:szCs w:val="23"/>
+              </w:rPr>
+            </w:pPr>
+            <w:r>
+              <w:rPr>
+                <w:rFonts w:ascii="Segoe UI" w:hAnsi="Segoe UI" w:cs="Segoe UI"/>
+                <w:color w:val="1D2125"/>
+                <w:sz w:val="23"/>
+                <w:szCs w:val="23"/>
+              </w:rPr>
+              <w:t>Exclusiva</w:t>
+            </w:r>
+          </w:p>
+        </w:tc>
+      </w:tr>
+      <w:tr>
+        <w:tc>
+          <w:tcPr>
+            <w:tcW w:w="0" w:type="auto"/>
+            <w:shd w:val="clear" w:color="auto" w:fill="FFFFFF"/>
+            <w:vAlign w:val="center"/>
+            <w:hideMark/>
+          </w:tcPr>
+          <w:p>
+            <w:pPr>
+              <w:rPr>
+                <w:rFonts w:ascii="Segoe UI" w:hAnsi="Segoe UI" w:cs="Segoe UI"/>
+                <w:color w:val="1D2125"/>
+                <w:sz w:val="23"/>
+                <w:szCs w:val="23"/>
+              </w:rPr>
+            </w:pPr>
+            <w:r>
+              <w:rPr>
+                <w:rFonts w:ascii="Segoe UI" w:hAnsi="Segoe UI" w:cs="Segoe UI"/>
+                <w:b/>
+                <w:bCs/>
+                <w:color w:val="1D2125"/>
+                <w:sz w:val="23"/>
+                <w:szCs w:val="23"/>
+              </w:rPr>
+              <w:t>Exemplo</w:t>
+            </w:r>
+          </w:p>
+        </w:tc>
+        <w:tc>
+          <w:tcPr>
+            <w:tcW w:w="0" w:type="auto"/>
+            <w:shd w:val="clear" w:color="auto" w:fill="FFFFFF"/>
+            <w:vAlign w:val="center"/>
+            <w:hideMark/>
+          </w:tcPr>
+          <w:p>
+            <w:pPr>
+              <w:rPr>
+                <w:rFonts w:ascii="Segoe UI" w:hAnsi="Segoe UI" w:cs="Segoe UI"/>
+                <w:color w:val="1D2125"/>
+                <w:sz w:val="23"/>
+                <w:szCs w:val="23"/>
+              </w:rPr>
+            </w:pPr>
+            <w:r>
+              <w:rPr>
+                <w:rFonts w:ascii="Segoe UI" w:hAnsi="Segoe UI" w:cs="Segoe UI"/>
+                <w:color w:val="1D2125"/>
+                <w:sz w:val="23"/>
+                <w:szCs w:val="23"/>
+              </w:rPr>
+              <w:t>Empresa e Freelancer</w:t>
+            </w:r>
+          </w:p>
+        </w:tc>
+        <w:tc>
+          <w:tcPr>
+            <w:tcW w:w="0" w:type="auto"/>
+            <w:shd w:val="clear" w:color="auto" w:fill="FFFFFF"/>
+            <w:vAlign w:val="center"/>
+            <w:hideMark/>
+          </w:tcPr>
+          <w:p>
+            <w:pPr>
+              <w:rPr>
+                <w:rFonts w:ascii="Segoe UI" w:hAnsi="Segoe UI" w:cs="Segoe UI"/>
+                <w:color w:val="1D2125"/>
+                <w:sz w:val="23"/>
+                <w:szCs w:val="23"/>
+              </w:rPr>
+            </w:pPr>
+            <w:r>
+              <w:rPr>
+                <w:rFonts w:ascii="Segoe UI" w:hAnsi="Segoe UI" w:cs="Segoe UI"/>
+                <w:color w:val="1D2125"/>
+                <w:sz w:val="23"/>
+                <w:szCs w:val="23"/>
+              </w:rPr>
+              <w:t>Empresa e Departamentos</w:t>
+            </w:r>
+          </w:p>
+        </w:tc>
+      </w:tr>
+      <w:tr>
+        <w:tc>
+          <w:tcPr>
+            <w:tcW w:w="0" w:type="auto"/>
+            <w:shd w:val="clear" w:color="auto" w:fill="FFFFFF"/>
+            <w:vAlign w:val="center"/>
+            <w:hideMark/>
+          </w:tcPr>
+          <w:p>
+            <w:pPr>
+              <w:rPr>
+                <w:rFonts w:ascii="Segoe UI" w:hAnsi="Segoe UI" w:cs="Segoe UI"/>
+                <w:color w:val="1D2125"/>
+                <w:sz w:val="23"/>
+                <w:szCs w:val="23"/>
+              </w:rPr>
+            </w:pPr>
+            <w:r>
+              <w:rPr>
+                <w:rFonts w:ascii="Segoe UI" w:hAnsi="Segoe UI" w:cs="Segoe UI"/>
+                <w:b/>
+                <w:bCs/>
+                <w:color w:val="1D2125"/>
+                <w:sz w:val="23"/>
+                <w:szCs w:val="23"/>
+              </w:rPr>
+              <w:t>Símbolo UML</w:t>
+            </w:r>
+          </w:p>
+        </w:tc>
+        <w:tc>
+          <w:tcPr>
+            <w:tcW w:w="0" w:type="auto"/>
+            <w:shd w:val="clear" w:color="auto" w:fill="FFFFFF"/>
+            <w:vAlign w:val="center"/>
+            <w:hideMark/>
+          </w:tcPr>
+          <w:p>
+            <w:pPr>
+              <w:rPr>
+                <w:rFonts w:ascii="Segoe UI" w:hAnsi="Segoe UI" w:cs="Segoe UI"/>
+                <w:color w:val="1D2125"/>
+                <w:sz w:val="23"/>
+                <w:szCs w:val="23"/>
+              </w:rPr>
+            </w:pPr>
+            <w:r>
+              <w:rPr>
+                <w:rFonts w:ascii="Segoe UI" w:hAnsi="Segoe UI" w:cs="Segoe UI"/>
+                <w:color w:val="1D2125"/>
+                <w:sz w:val="23"/>
+                <w:szCs w:val="23"/>
+              </w:rPr>
+              <w:t>Losango Vazado ($\</w:t>
+            </w:r>
+            <w:proofErr w:type="spellStart"/>
+            <w:r>
+              <w:rPr>
+                <w:rFonts w:ascii="Segoe UI" w:hAnsi="Segoe UI" w:cs="Segoe UI"/>
+                <w:color w:val="1D2125"/>
+                <w:sz w:val="23"/>
+                <w:szCs w:val="23"/>
+              </w:rPr>
+              <w:t>diamond</w:t>
+            </w:r>
+            <w:proofErr w:type="spellEnd"/>
+            <w:r>
+              <w:rPr>
+                <w:rFonts w:ascii="Segoe UI" w:hAnsi="Segoe UI" w:cs="Segoe UI"/>
+                <w:color w:val="1D2125"/>
+                <w:sz w:val="23"/>
+                <w:szCs w:val="23"/>
+              </w:rPr>
+              <w:t>$)</w:t>
+            </w:r>
+          </w:p>
+        </w:tc>
+        <w:tc>
+          <w:tcPr>
+            <w:tcW w:w="0" w:type="auto"/>
+            <w:shd w:val="clear" w:color="auto" w:fill="FFFFFF"/>
+            <w:vAlign w:val="center"/>
+            <w:hideMark/>
+          </w:tcPr>
+          <w:p>
+            <w:pPr>
+              <w:rPr>
+                <w:rFonts w:ascii="Segoe UI" w:hAnsi="Segoe UI" w:cs="Segoe UI"/>
+                <w:color w:val="1D2125"/>
+                <w:sz w:val="23"/>
+                <w:szCs w:val="23"/>
+              </w:rPr>
+            </w:pPr>
+            <w:r>
+              <w:rPr>
+                <w:rFonts w:ascii="Segoe UI" w:hAnsi="Segoe UI" w:cs="Segoe UI"/>
+                <w:color w:val="1D2125"/>
+                <w:sz w:val="23"/>
+                <w:szCs w:val="23"/>
+              </w:rPr>
+              <w:t>Losango Preenchido ($\</w:t>
+            </w:r>
+            <w:proofErr w:type="spellStart"/>
+            <w:r>
+              <w:rPr>
+                <w:rFonts w:ascii="Segoe UI" w:hAnsi="Segoe UI" w:cs="Segoe UI"/>
+                <w:color w:val="1D2125"/>
+                <w:sz w:val="23"/>
+                <w:szCs w:val="23"/>
+              </w:rPr>
+              <w:t>blacklozenge</w:t>
+            </w:r>
+            <w:proofErr w:type="spellEnd"/>
+            <w:r>
+              <w:rPr>
+                <w:rFonts w:ascii="Segoe UI" w:hAnsi="Segoe UI" w:cs="Segoe UI"/>
+                <w:color w:val="1D2125"/>
+                <w:sz w:val="23"/>
+                <w:szCs w:val="23"/>
+              </w:rPr>
+              <w:t>$)</w:t>
+            </w:r>
+          </w:p>
+        </w:tc>
+      </w:tr>
+    </w:tbl>
+    <w:p>
+      <w:pPr>
+        <w:pStyle w:val="Ttulo4"/>
+        <w:shd w:val="clear" w:color="auto" w:fill="FFFFFF"/>
+        <w:spacing w:before="0"/>
+        <w:rPr>
+          <w:rFonts w:ascii="Segoe UI" w:hAnsi="Segoe UI" w:cs="Segoe UI"/>
+          <w:color w:val="1D2125"/>
+          <w:sz w:val="24"/>
+          <w:szCs w:val="24"/>
+        </w:rPr>
+      </w:pPr>
+    </w:p>
+    <w:p>
+      <w:pPr>
+        <w:pStyle w:val="Ttulo4"/>
+        <w:shd w:val="clear" w:color="auto" w:fill="FFFFFF"/>
+        <w:spacing w:before="0"/>
+        <w:rPr>
+          <w:rFonts w:ascii="Segoe UI" w:hAnsi="Segoe UI" w:cs="Segoe UI"/>
+          <w:color w:val="1D2125"/>
+        </w:rPr>
+      </w:pPr>
+      <w:r>
+        <w:rPr>
+          <w:rFonts w:ascii="Segoe UI" w:hAnsi="Segoe UI" w:cs="Segoe UI"/>
+          <w:color w:val="1D2125"/>
+        </w:rPr>
+        <w:t>B. Diferenças de Implementação (Java)</w:t>
+      </w:r>
+    </w:p>
+    <w:p>
+      <w:pPr>
+        <w:pStyle w:val="NormalWeb"/>
+        <w:shd w:val="clear" w:color="auto" w:fill="FFFFFF"/>
+        <w:spacing w:before="0" w:beforeAutospacing="0"/>
+        <w:rPr>
+          <w:rFonts w:ascii="Segoe UI" w:hAnsi="Segoe UI" w:cs="Segoe UI"/>
+          <w:color w:val="1D2125"/>
+          <w:sz w:val="23"/>
+          <w:szCs w:val="23"/>
+        </w:rPr>
+      </w:pPr>
+      <w:r>
+        <w:rPr>
+          <w:rFonts w:ascii="Segoe UI" w:hAnsi="Segoe UI" w:cs="Segoe UI"/>
+          <w:color w:val="1D2125"/>
+          <w:sz w:val="23"/>
+          <w:szCs w:val="23"/>
+        </w:rPr>
+        <w:t>A maior diferença está em </w:t>
+      </w:r>
+      <w:r>
+        <w:rPr>
+          <w:rFonts w:ascii="Segoe UI" w:hAnsi="Segoe UI" w:cs="Segoe UI"/>
+          <w:b/>
+          <w:bCs/>
+          <w:color w:val="1D2125"/>
+          <w:sz w:val="23"/>
+          <w:szCs w:val="23"/>
+        </w:rPr>
+        <w:t>quem cria o objeto</w:t>
+      </w:r>
+      <w:r>
+        <w:rPr>
+          <w:rFonts w:ascii="Segoe UI" w:hAnsi="Segoe UI" w:cs="Segoe UI"/>
+          <w:color w:val="1D2125"/>
+          <w:sz w:val="23"/>
+          <w:szCs w:val="23"/>
+        </w:rPr>
+        <w:t> e como ele chega ao "Todo":</w:t>
+      </w:r>
+    </w:p>
+    <w:p>
+      <w:pPr>
+        <w:pStyle w:val="NormalWeb"/>
+        <w:numPr>
+          <w:ilvl w:val="0"/>
+          <w:numId w:val="10"/>
+        </w:numPr>
+        <w:shd w:val="clear" w:color="auto" w:fill="FFFFFF"/>
+        <w:spacing w:before="0" w:beforeAutospacing="0"/>
+        <w:rPr>
+          <w:rFonts w:ascii="Segoe UI" w:hAnsi="Segoe UI" w:cs="Segoe UI"/>
+          <w:color w:val="1D2125"/>
+          <w:sz w:val="23"/>
+          <w:szCs w:val="23"/>
+        </w:rPr>
+      </w:pPr>
+      <w:r>
+        <w:rPr>
+          <w:rFonts w:ascii="Segoe UI" w:hAnsi="Segoe UI" w:cs="Segoe UI"/>
+          <w:b/>
+          <w:bCs/>
+          <w:color w:val="1D2125"/>
+          <w:sz w:val="23"/>
+          <w:szCs w:val="23"/>
+        </w:rPr>
+        <w:t>Na Agregação:</w:t>
+      </w:r>
+      <w:r>
+        <w:rPr>
+          <w:rFonts w:ascii="Segoe UI" w:hAnsi="Segoe UI" w:cs="Segoe UI"/>
+          <w:color w:val="1D2125"/>
+          <w:sz w:val="23"/>
+          <w:szCs w:val="23"/>
+        </w:rPr>
+        <w:t> O objeto "Parte" é criado fora e passado para o "Todo" via parâmetro no construtor ou método </w:t>
+      </w:r>
+      <w:r>
+        <w:rPr>
+          <w:rStyle w:val="CdigoHTML"/>
+          <w:rFonts w:ascii="Consolas" w:hAnsi="Consolas"/>
+          <w:color w:val="E83E8C"/>
+        </w:rPr>
+        <w:t>set</w:t>
+      </w:r>
+      <w:r>
+        <w:rPr>
+          <w:rFonts w:ascii="Segoe UI" w:hAnsi="Segoe UI" w:cs="Segoe UI"/>
+          <w:color w:val="1D2125"/>
+          <w:sz w:val="23"/>
+          <w:szCs w:val="23"/>
+        </w:rPr>
+        <w:t>.</w:t>
+      </w:r>
+    </w:p>
+    <w:p>
+      <w:pPr>
+        <w:pStyle w:val="NormalWeb"/>
+        <w:numPr>
+          <w:ilvl w:val="1"/>
+          <w:numId w:val="10"/>
+        </w:numPr>
+        <w:shd w:val="clear" w:color="auto" w:fill="FFFFFF"/>
+        <w:spacing w:before="0" w:beforeAutospacing="0"/>
+        <w:rPr>
+          <w:rFonts w:ascii="Segoe UI" w:hAnsi="Segoe UI" w:cs="Segoe UI"/>
+          <w:color w:val="1D2125"/>
+          <w:sz w:val="23"/>
+          <w:szCs w:val="23"/>
+        </w:rPr>
+      </w:pPr>
+      <w:r>
+        <w:rPr>
+          <w:rFonts w:ascii="Segoe UI" w:hAnsi="Segoe UI" w:cs="Segoe UI"/>
+          <w:i/>
+          <w:iCs/>
+          <w:color w:val="1D2125"/>
+          <w:sz w:val="23"/>
+          <w:szCs w:val="23"/>
+        </w:rPr>
+        <w:t>Código:</w:t>
+      </w:r>
+      <w:r>
+        <w:rPr>
+          <w:rFonts w:ascii="Segoe UI" w:hAnsi="Segoe UI" w:cs="Segoe UI"/>
+          <w:color w:val="1D2125"/>
+          <w:sz w:val="23"/>
+          <w:szCs w:val="23"/>
+        </w:rPr>
+        <w:t> </w:t>
+      </w:r>
+      <w:proofErr w:type="spellStart"/>
+      <w:r>
+        <w:rPr>
+          <w:rStyle w:val="CdigoHTML"/>
+          <w:rFonts w:ascii="Consolas" w:hAnsi="Consolas"/>
+          <w:color w:val="E83E8C"/>
+        </w:rPr>
+        <w:t>public</w:t>
+      </w:r>
+      <w:proofErr w:type="spellEnd"/>
+      <w:r>
+        <w:rPr>
+          <w:rStyle w:val="CdigoHTML"/>
+          <w:rFonts w:ascii="Consolas" w:hAnsi="Consolas"/>
+          <w:color w:val="E83E8C"/>
+        </w:rPr>
+        <w:t xml:space="preserve"> </w:t>
+      </w:r>
+      <w:proofErr w:type="spellStart"/>
+      <w:r>
+        <w:rPr>
+          <w:rStyle w:val="CdigoHTML"/>
+          <w:rFonts w:ascii="Consolas" w:hAnsi="Consolas"/>
+          <w:color w:val="E83E8C"/>
+        </w:rPr>
+        <w:t>void</w:t>
+      </w:r>
+      <w:proofErr w:type="spellEnd"/>
+      <w:r>
+        <w:rPr>
+          <w:rStyle w:val="CdigoHTML"/>
+          <w:rFonts w:ascii="Consolas" w:hAnsi="Consolas"/>
+          <w:color w:val="E83E8C"/>
+        </w:rPr>
+        <w:t xml:space="preserve"> </w:t>
+      </w:r>
+      <w:proofErr w:type="spellStart"/>
+      <w:proofErr w:type="gramStart"/>
+      <w:r>
+        <w:rPr>
+          <w:rStyle w:val="CdigoHTML"/>
+          <w:rFonts w:ascii="Consolas" w:hAnsi="Consolas"/>
+          <w:color w:val="E83E8C"/>
+        </w:rPr>
+        <w:t>addAtleta</w:t>
+      </w:r>
+      <w:proofErr w:type="spellEnd"/>
+      <w:r>
+        <w:rPr>
+          <w:rStyle w:val="CdigoHTML"/>
+          <w:rFonts w:ascii="Consolas" w:hAnsi="Consolas"/>
+          <w:color w:val="E83E8C"/>
+        </w:rPr>
+        <w:t>(</w:t>
+      </w:r>
+      <w:proofErr w:type="gramEnd"/>
+      <w:r>
+        <w:rPr>
+          <w:rStyle w:val="CdigoHTML"/>
+          <w:rFonts w:ascii="Consolas" w:hAnsi="Consolas"/>
+          <w:color w:val="E83E8C"/>
+        </w:rPr>
+        <w:t xml:space="preserve">Atleta a) { </w:t>
+      </w:r>
+      <w:proofErr w:type="spellStart"/>
+      <w:r>
+        <w:rPr>
+          <w:rStyle w:val="CdigoHTML"/>
+          <w:rFonts w:ascii="Consolas" w:hAnsi="Consolas"/>
+          <w:color w:val="E83E8C"/>
+        </w:rPr>
+        <w:t>this.lista.add</w:t>
+      </w:r>
+      <w:proofErr w:type="spellEnd"/>
+      <w:r>
+        <w:rPr>
+          <w:rStyle w:val="CdigoHTML"/>
+          <w:rFonts w:ascii="Consolas" w:hAnsi="Consolas"/>
+          <w:color w:val="E83E8C"/>
+        </w:rPr>
+        <w:t>(a); }</w:t>
+      </w:r>
+    </w:p>
+    <w:p>
+      <w:pPr>
+        <w:pStyle w:val="NormalWeb"/>
+        <w:numPr>
+          <w:ilvl w:val="0"/>
+          <w:numId w:val="10"/>
+        </w:numPr>
+        <w:shd w:val="clear" w:color="auto" w:fill="FFFFFF"/>
+        <w:spacing w:before="0" w:beforeAutospacing="0"/>
+        <w:rPr>
+          <w:rFonts w:ascii="Segoe UI" w:hAnsi="Segoe UI" w:cs="Segoe UI"/>
+          <w:color w:val="1D2125"/>
+          <w:sz w:val="23"/>
+          <w:szCs w:val="23"/>
+        </w:rPr>
+      </w:pPr>
+      <w:r>
+        <w:rPr>
+          <w:rFonts w:ascii="Segoe UI" w:hAnsi="Segoe UI" w:cs="Segoe UI"/>
+          <w:b/>
+          <w:bCs/>
+          <w:color w:val="1D2125"/>
+          <w:sz w:val="23"/>
+          <w:szCs w:val="23"/>
+        </w:rPr>
+        <w:t>Na Composição:</w:t>
+      </w:r>
+      <w:r>
+        <w:rPr>
+          <w:rFonts w:ascii="Segoe UI" w:hAnsi="Segoe UI" w:cs="Segoe UI"/>
+          <w:color w:val="1D2125"/>
+          <w:sz w:val="23"/>
+          <w:szCs w:val="23"/>
+        </w:rPr>
+        <w:t> O objeto "Parte" é instanciado (usando </w:t>
+      </w:r>
+      <w:r>
+        <w:rPr>
+          <w:rStyle w:val="CdigoHTML"/>
+          <w:rFonts w:ascii="Consolas" w:hAnsi="Consolas"/>
+          <w:color w:val="E83E8C"/>
+        </w:rPr>
+        <w:t>new</w:t>
+      </w:r>
+      <w:r>
+        <w:rPr>
+          <w:rFonts w:ascii="Segoe UI" w:hAnsi="Segoe UI" w:cs="Segoe UI"/>
+          <w:color w:val="1D2125"/>
+          <w:sz w:val="23"/>
+          <w:szCs w:val="23"/>
+        </w:rPr>
+        <w:t>) </w:t>
+      </w:r>
+      <w:r>
+        <w:rPr>
+          <w:rFonts w:ascii="Segoe UI" w:hAnsi="Segoe UI" w:cs="Segoe UI"/>
+          <w:b/>
+          <w:bCs/>
+          <w:color w:val="1D2125"/>
+          <w:sz w:val="23"/>
+          <w:szCs w:val="23"/>
+        </w:rPr>
+        <w:t>dentro</w:t>
+      </w:r>
+      <w:r>
+        <w:rPr>
+          <w:rFonts w:ascii="Segoe UI" w:hAnsi="Segoe UI" w:cs="Segoe UI"/>
+          <w:color w:val="1D2125"/>
+          <w:sz w:val="23"/>
+          <w:szCs w:val="23"/>
+        </w:rPr>
+        <w:t> de um método do "Todo". Os dados brutos (</w:t>
+      </w:r>
+      <w:proofErr w:type="spellStart"/>
+      <w:r>
+        <w:rPr>
+          <w:rFonts w:ascii="Segoe UI" w:hAnsi="Segoe UI" w:cs="Segoe UI"/>
+          <w:color w:val="1D2125"/>
+          <w:sz w:val="23"/>
+          <w:szCs w:val="23"/>
+        </w:rPr>
+        <w:t>Strings</w:t>
+      </w:r>
+      <w:proofErr w:type="spellEnd"/>
+      <w:r>
+        <w:rPr>
+          <w:rFonts w:ascii="Segoe UI" w:hAnsi="Segoe UI" w:cs="Segoe UI"/>
+          <w:color w:val="1D2125"/>
+          <w:sz w:val="23"/>
+          <w:szCs w:val="23"/>
+        </w:rPr>
+        <w:t xml:space="preserve">, </w:t>
+      </w:r>
+      <w:proofErr w:type="spellStart"/>
+      <w:r>
+        <w:rPr>
+          <w:rFonts w:ascii="Segoe UI" w:hAnsi="Segoe UI" w:cs="Segoe UI"/>
+          <w:color w:val="1D2125"/>
+          <w:sz w:val="23"/>
+          <w:szCs w:val="23"/>
+        </w:rPr>
+        <w:t>ints</w:t>
+      </w:r>
+      <w:proofErr w:type="spellEnd"/>
+      <w:r>
+        <w:rPr>
+          <w:rFonts w:ascii="Segoe UI" w:hAnsi="Segoe UI" w:cs="Segoe UI"/>
+          <w:color w:val="1D2125"/>
+          <w:sz w:val="23"/>
+          <w:szCs w:val="23"/>
+        </w:rPr>
+        <w:t>) são passados e o "Todo" fabrica a parte.</w:t>
+      </w:r>
+    </w:p>
+    <w:p>
+      <w:pPr>
+        <w:pStyle w:val="NormalWeb"/>
+        <w:numPr>
+          <w:ilvl w:val="1"/>
+          <w:numId w:val="10"/>
+        </w:numPr>
+        <w:shd w:val="clear" w:color="auto" w:fill="FFFFFF"/>
+        <w:spacing w:before="0" w:beforeAutospacing="0"/>
+        <w:rPr>
+          <w:rFonts w:ascii="Segoe UI" w:hAnsi="Segoe UI" w:cs="Segoe UI"/>
+          <w:color w:val="1D2125"/>
+          <w:sz w:val="23"/>
+          <w:szCs w:val="23"/>
+        </w:rPr>
+      </w:pPr>
+      <w:r>
+        <w:rPr>
+          <w:rFonts w:ascii="Segoe UI" w:hAnsi="Segoe UI" w:cs="Segoe UI"/>
+          <w:i/>
+          <w:iCs/>
+          <w:color w:val="1D2125"/>
+          <w:sz w:val="23"/>
+          <w:szCs w:val="23"/>
+        </w:rPr>
+        <w:t>Código:</w:t>
+      </w:r>
+      <w:r>
+        <w:rPr>
+          <w:rFonts w:ascii="Segoe UI" w:hAnsi="Segoe UI" w:cs="Segoe UI"/>
+          <w:color w:val="1D2125"/>
+          <w:sz w:val="23"/>
+          <w:szCs w:val="23"/>
+        </w:rPr>
+        <w:t> </w:t>
+      </w:r>
+      <w:proofErr w:type="spellStart"/>
+      <w:r>
+        <w:rPr>
+          <w:rStyle w:val="CdigoHTML"/>
+          <w:rFonts w:ascii="Consolas" w:hAnsi="Consolas"/>
+          <w:color w:val="E83E8C"/>
+        </w:rPr>
+        <w:t>public</w:t>
+      </w:r>
+      <w:proofErr w:type="spellEnd"/>
+      <w:r>
+        <w:rPr>
+          <w:rStyle w:val="CdigoHTML"/>
+          <w:rFonts w:ascii="Consolas" w:hAnsi="Consolas"/>
+          <w:color w:val="E83E8C"/>
+        </w:rPr>
+        <w:t xml:space="preserve"> </w:t>
+      </w:r>
+      <w:proofErr w:type="spellStart"/>
+      <w:r>
+        <w:rPr>
+          <w:rStyle w:val="CdigoHTML"/>
+          <w:rFonts w:ascii="Consolas" w:hAnsi="Consolas"/>
+          <w:color w:val="E83E8C"/>
+        </w:rPr>
+        <w:t>void</w:t>
+      </w:r>
+      <w:proofErr w:type="spellEnd"/>
+      <w:r>
+        <w:rPr>
+          <w:rStyle w:val="CdigoHTML"/>
+          <w:rFonts w:ascii="Consolas" w:hAnsi="Consolas"/>
+          <w:color w:val="E83E8C"/>
+        </w:rPr>
+        <w:t xml:space="preserve"> </w:t>
+      </w:r>
+      <w:proofErr w:type="spellStart"/>
+      <w:proofErr w:type="gramStart"/>
+      <w:r>
+        <w:rPr>
+          <w:rStyle w:val="CdigoHTML"/>
+          <w:rFonts w:ascii="Consolas" w:hAnsi="Consolas"/>
+          <w:color w:val="E83E8C"/>
+        </w:rPr>
+        <w:t>addInsumo</w:t>
+      </w:r>
+      <w:proofErr w:type="spellEnd"/>
+      <w:r>
+        <w:rPr>
+          <w:rStyle w:val="CdigoHTML"/>
+          <w:rFonts w:ascii="Consolas" w:hAnsi="Consolas"/>
+          <w:color w:val="E83E8C"/>
+        </w:rPr>
+        <w:t>(</w:t>
+      </w:r>
+      <w:proofErr w:type="spellStart"/>
+      <w:proofErr w:type="gramEnd"/>
+      <w:r>
+        <w:rPr>
+          <w:rStyle w:val="CdigoHTML"/>
+          <w:rFonts w:ascii="Consolas" w:hAnsi="Consolas"/>
+          <w:color w:val="E83E8C"/>
+        </w:rPr>
+        <w:t>String</w:t>
+      </w:r>
+      <w:proofErr w:type="spellEnd"/>
+      <w:r>
+        <w:rPr>
+          <w:rStyle w:val="CdigoHTML"/>
+          <w:rFonts w:ascii="Consolas" w:hAnsi="Consolas"/>
+          <w:color w:val="E83E8C"/>
+        </w:rPr>
+        <w:t xml:space="preserve"> nome, </w:t>
+      </w:r>
+      <w:proofErr w:type="spellStart"/>
+      <w:r>
+        <w:rPr>
+          <w:rStyle w:val="CdigoHTML"/>
+          <w:rFonts w:ascii="Consolas" w:hAnsi="Consolas"/>
+          <w:color w:val="E83E8C"/>
+        </w:rPr>
+        <w:t>float</w:t>
+      </w:r>
+      <w:proofErr w:type="spellEnd"/>
+      <w:r>
+        <w:rPr>
+          <w:rStyle w:val="CdigoHTML"/>
+          <w:rFonts w:ascii="Consolas" w:hAnsi="Consolas"/>
+          <w:color w:val="E83E8C"/>
+        </w:rPr>
+        <w:t xml:space="preserve"> </w:t>
+      </w:r>
+      <w:proofErr w:type="spellStart"/>
+      <w:r>
+        <w:rPr>
+          <w:rStyle w:val="CdigoHTML"/>
+          <w:rFonts w:ascii="Consolas" w:hAnsi="Consolas"/>
+          <w:color w:val="E83E8C"/>
+        </w:rPr>
+        <w:t>preco</w:t>
+      </w:r>
+      <w:proofErr w:type="spellEnd"/>
+      <w:r>
+        <w:rPr>
+          <w:rStyle w:val="CdigoHTML"/>
+          <w:rFonts w:ascii="Consolas" w:hAnsi="Consolas"/>
+          <w:color w:val="E83E8C"/>
+        </w:rPr>
+        <w:t xml:space="preserve">) { </w:t>
+      </w:r>
+      <w:proofErr w:type="spellStart"/>
+      <w:r>
+        <w:rPr>
+          <w:rStyle w:val="CdigoHTML"/>
+          <w:rFonts w:ascii="Consolas" w:hAnsi="Consolas"/>
+          <w:color w:val="E83E8C"/>
+        </w:rPr>
+        <w:t>this.lista.add</w:t>
+      </w:r>
+      <w:proofErr w:type="spellEnd"/>
+      <w:r>
+        <w:rPr>
+          <w:rStyle w:val="CdigoHTML"/>
+          <w:rFonts w:ascii="Consolas" w:hAnsi="Consolas"/>
+          <w:color w:val="E83E8C"/>
+        </w:rPr>
+        <w:t xml:space="preserve">(new Insumo(nome, </w:t>
+      </w:r>
+      <w:proofErr w:type="spellStart"/>
+      <w:r>
+        <w:rPr>
+          <w:rStyle w:val="CdigoHTML"/>
+          <w:rFonts w:ascii="Consolas" w:hAnsi="Consolas"/>
+          <w:color w:val="E83E8C"/>
+        </w:rPr>
+        <w:t>preco</w:t>
+      </w:r>
+      <w:proofErr w:type="spellEnd"/>
+      <w:r>
+        <w:rPr>
+          <w:rStyle w:val="CdigoHTML"/>
+          <w:rFonts w:ascii="Consolas" w:hAnsi="Consolas"/>
+          <w:color w:val="E83E8C"/>
+        </w:rPr>
+        <w:t>)); }</w:t>
+      </w:r>
+    </w:p>
+    <w:p>
+      <w:pPr>
+        <w:pStyle w:val="Ttulo3"/>
+        <w:shd w:val="clear" w:color="auto" w:fill="FFFFFF"/>
+        <w:spacing w:before="0" w:beforeAutospacing="0"/>
+        <w:rPr>
+          <w:rFonts w:ascii="Segoe UI" w:hAnsi="Segoe UI" w:cs="Segoe UI"/>
+          <w:color w:val="1D2125"/>
+        </w:rPr>
+      </w:pPr>
+      <w:r>
+        <w:rPr>
+          <w:rFonts w:ascii="Segoe UI" w:hAnsi="Segoe UI" w:cs="Segoe UI"/>
+          <w:color w:val="1D2125"/>
+        </w:rPr>
+        <w:t>5. Classe de Associação</w:t>
+      </w:r>
+    </w:p>
+    <w:p>
+      <w:pPr>
+        <w:pStyle w:val="NormalWeb"/>
+        <w:shd w:val="clear" w:color="auto" w:fill="FFFFFF"/>
+        <w:spacing w:before="0" w:beforeAutospacing="0"/>
+        <w:rPr>
+          <w:rFonts w:ascii="Segoe UI" w:hAnsi="Segoe UI" w:cs="Segoe UI"/>
+          <w:color w:val="1D2125"/>
+          <w:sz w:val="23"/>
+          <w:szCs w:val="23"/>
+        </w:rPr>
+      </w:pPr>
+      <w:r>
+        <w:rPr>
+          <w:rFonts w:ascii="Segoe UI" w:hAnsi="Segoe UI" w:cs="Segoe UI"/>
+          <w:color w:val="1D2125"/>
+          <w:sz w:val="23"/>
+          <w:szCs w:val="23"/>
+        </w:rPr>
+        <w:t>Às vezes, um relacionamento entre dois objetos gera informações que não pertencem logicamente a nenhum dos dois isoladamente, mas sim ao </w:t>
+      </w:r>
+      <w:r>
+        <w:rPr>
+          <w:rFonts w:ascii="Segoe UI" w:hAnsi="Segoe UI" w:cs="Segoe UI"/>
+          <w:b/>
+          <w:bCs/>
+          <w:color w:val="1D2125"/>
+          <w:sz w:val="23"/>
+          <w:szCs w:val="23"/>
+        </w:rPr>
+        <w:t>vínculo</w:t>
+      </w:r>
+      <w:r>
+        <w:rPr>
+          <w:rFonts w:ascii="Segoe UI" w:hAnsi="Segoe UI" w:cs="Segoe UI"/>
+          <w:color w:val="1D2125"/>
+          <w:sz w:val="23"/>
+          <w:szCs w:val="23"/>
+        </w:rPr>
+        <w:t> entre eles.</w:t>
+      </w:r>
+    </w:p>
+    <w:p>
+      <w:pPr>
+        <w:pStyle w:val="NormalWeb"/>
+        <w:numPr>
+          <w:ilvl w:val="0"/>
+          <w:numId w:val="11"/>
+        </w:numPr>
+        <w:shd w:val="clear" w:color="auto" w:fill="FFFFFF"/>
+        <w:spacing w:before="0" w:beforeAutospacing="0"/>
+        <w:rPr>
+          <w:rFonts w:ascii="Segoe UI" w:hAnsi="Segoe UI" w:cs="Segoe UI"/>
+          <w:color w:val="1D2125"/>
+          <w:sz w:val="23"/>
+          <w:szCs w:val="23"/>
+        </w:rPr>
+      </w:pPr>
+      <w:r>
+        <w:rPr>
+          <w:rFonts w:ascii="Segoe UI" w:hAnsi="Segoe UI" w:cs="Segoe UI"/>
+          <w:b/>
+          <w:bCs/>
+          <w:color w:val="1D2125"/>
+          <w:sz w:val="23"/>
+          <w:szCs w:val="23"/>
+        </w:rPr>
+        <w:t>Definição:</w:t>
+      </w:r>
+      <w:r>
+        <w:rPr>
+          <w:rFonts w:ascii="Segoe UI" w:hAnsi="Segoe UI" w:cs="Segoe UI"/>
+          <w:color w:val="1D2125"/>
+          <w:sz w:val="23"/>
+          <w:szCs w:val="23"/>
+        </w:rPr>
+        <w:t> É uma classe usada para modelar atributos e comportamentos de uma associação.</w:t>
+      </w:r>
+    </w:p>
+    <w:p>
+      <w:pPr>
+        <w:pStyle w:val="NormalWeb"/>
+        <w:numPr>
+          <w:ilvl w:val="0"/>
+          <w:numId w:val="11"/>
+        </w:numPr>
+        <w:shd w:val="clear" w:color="auto" w:fill="FFFFFF"/>
+        <w:spacing w:before="0" w:beforeAutospacing="0"/>
+        <w:rPr>
+          <w:rFonts w:ascii="Segoe UI" w:hAnsi="Segoe UI" w:cs="Segoe UI"/>
+          <w:color w:val="1D2125"/>
+          <w:sz w:val="23"/>
+          <w:szCs w:val="23"/>
+        </w:rPr>
+      </w:pPr>
+      <w:r>
+        <w:rPr>
+          <w:rFonts w:ascii="Segoe UI" w:hAnsi="Segoe UI" w:cs="Segoe UI"/>
+          <w:b/>
+          <w:bCs/>
+          <w:color w:val="1D2125"/>
+          <w:sz w:val="23"/>
+          <w:szCs w:val="23"/>
+        </w:rPr>
+        <w:t>Exemplo Clássico:</w:t>
+      </w:r>
+      <w:r>
+        <w:rPr>
+          <w:rFonts w:ascii="Segoe UI" w:hAnsi="Segoe UI" w:cs="Segoe UI"/>
+          <w:color w:val="1D2125"/>
+          <w:sz w:val="23"/>
+          <w:szCs w:val="23"/>
+        </w:rPr>
+        <w:t> </w:t>
+      </w:r>
+      <w:r>
+        <w:rPr>
+          <w:rFonts w:ascii="Segoe UI" w:hAnsi="Segoe UI" w:cs="Segoe UI"/>
+          <w:b/>
+          <w:bCs/>
+          <w:color w:val="1D2125"/>
+          <w:sz w:val="23"/>
+          <w:szCs w:val="23"/>
+        </w:rPr>
+        <w:t>Passageiro</w:t>
+      </w:r>
+      <w:r>
+        <w:rPr>
+          <w:rFonts w:ascii="Segoe UI" w:hAnsi="Segoe UI" w:cs="Segoe UI"/>
+          <w:color w:val="1D2125"/>
+          <w:sz w:val="23"/>
+          <w:szCs w:val="23"/>
+        </w:rPr>
+        <w:t> e </w:t>
+      </w:r>
+      <w:r>
+        <w:rPr>
+          <w:rFonts w:ascii="Segoe UI" w:hAnsi="Segoe UI" w:cs="Segoe UI"/>
+          <w:b/>
+          <w:bCs/>
+          <w:color w:val="1D2125"/>
+          <w:sz w:val="23"/>
+          <w:szCs w:val="23"/>
+        </w:rPr>
+        <w:t>Voo</w:t>
+      </w:r>
+      <w:r>
+        <w:rPr>
+          <w:rFonts w:ascii="Segoe UI" w:hAnsi="Segoe UI" w:cs="Segoe UI"/>
+          <w:color w:val="1D2125"/>
+          <w:sz w:val="23"/>
+          <w:szCs w:val="23"/>
+        </w:rPr>
+        <w:t>.</w:t>
+      </w:r>
+    </w:p>
+    <w:p>
+      <w:pPr>
+        <w:pStyle w:val="NormalWeb"/>
+        <w:numPr>
+          <w:ilvl w:val="1"/>
+          <w:numId w:val="11"/>
+        </w:numPr>
+        <w:shd w:val="clear" w:color="auto" w:fill="FFFFFF"/>
+        <w:spacing w:before="0" w:beforeAutospacing="0"/>
+        <w:rPr>
+          <w:rFonts w:ascii="Segoe UI" w:hAnsi="Segoe UI" w:cs="Segoe UI"/>
+          <w:color w:val="1D2125"/>
+          <w:sz w:val="23"/>
+          <w:szCs w:val="23"/>
+        </w:rPr>
+      </w:pPr>
+      <w:r>
+        <w:rPr>
+          <w:rFonts w:ascii="Segoe UI" w:hAnsi="Segoe UI" w:cs="Segoe UI"/>
+          <w:color w:val="1D2125"/>
+          <w:sz w:val="23"/>
+          <w:szCs w:val="23"/>
+        </w:rPr>
+        <w:t>Onde guardamos o número do "Assento"?</w:t>
+      </w:r>
+    </w:p>
+    <w:p>
+      <w:pPr>
+        <w:pStyle w:val="NormalWeb"/>
+        <w:numPr>
+          <w:ilvl w:val="1"/>
+          <w:numId w:val="11"/>
+        </w:numPr>
+        <w:shd w:val="clear" w:color="auto" w:fill="FFFFFF"/>
+        <w:spacing w:before="0" w:beforeAutospacing="0"/>
+        <w:rPr>
+          <w:rFonts w:ascii="Segoe UI" w:hAnsi="Segoe UI" w:cs="Segoe UI"/>
+          <w:color w:val="1D2125"/>
+          <w:sz w:val="23"/>
+          <w:szCs w:val="23"/>
+        </w:rPr>
+      </w:pPr>
+      <w:r>
+        <w:rPr>
+          <w:rFonts w:ascii="Segoe UI" w:hAnsi="Segoe UI" w:cs="Segoe UI"/>
+          <w:color w:val="1D2125"/>
+          <w:sz w:val="23"/>
+          <w:szCs w:val="23"/>
+        </w:rPr>
+        <w:t>Se guardarmos no </w:t>
+      </w:r>
+      <w:r>
+        <w:rPr>
+          <w:rFonts w:ascii="Segoe UI" w:hAnsi="Segoe UI" w:cs="Segoe UI"/>
+          <w:i/>
+          <w:iCs/>
+          <w:color w:val="1D2125"/>
+          <w:sz w:val="23"/>
+          <w:szCs w:val="23"/>
+        </w:rPr>
+        <w:t>Passageiro</w:t>
+      </w:r>
+      <w:r>
+        <w:rPr>
+          <w:rFonts w:ascii="Segoe UI" w:hAnsi="Segoe UI" w:cs="Segoe UI"/>
+          <w:color w:val="1D2125"/>
+          <w:sz w:val="23"/>
+          <w:szCs w:val="23"/>
+        </w:rPr>
+        <w:t>, ele só poderia ter um assento na vida.</w:t>
+      </w:r>
+    </w:p>
+    <w:p>
+      <w:pPr>
+        <w:pStyle w:val="NormalWeb"/>
+        <w:numPr>
+          <w:ilvl w:val="1"/>
+          <w:numId w:val="11"/>
+        </w:numPr>
+        <w:shd w:val="clear" w:color="auto" w:fill="FFFFFF"/>
+        <w:spacing w:before="0" w:beforeAutospacing="0"/>
+        <w:rPr>
+          <w:rFonts w:ascii="Segoe UI" w:hAnsi="Segoe UI" w:cs="Segoe UI"/>
+          <w:color w:val="1D2125"/>
+          <w:sz w:val="23"/>
+          <w:szCs w:val="23"/>
+        </w:rPr>
+      </w:pPr>
+      <w:r>
+        <w:rPr>
+          <w:rFonts w:ascii="Segoe UI" w:hAnsi="Segoe UI" w:cs="Segoe UI"/>
+          <w:color w:val="1D2125"/>
+          <w:sz w:val="23"/>
+          <w:szCs w:val="23"/>
+        </w:rPr>
+        <w:t>Se guardarmos no </w:t>
+      </w:r>
+      <w:r>
+        <w:rPr>
+          <w:rFonts w:ascii="Segoe UI" w:hAnsi="Segoe UI" w:cs="Segoe UI"/>
+          <w:i/>
+          <w:iCs/>
+          <w:color w:val="1D2125"/>
+          <w:sz w:val="23"/>
+          <w:szCs w:val="23"/>
+        </w:rPr>
+        <w:t>Voo</w:t>
+      </w:r>
+      <w:r>
+        <w:rPr>
+          <w:rFonts w:ascii="Segoe UI" w:hAnsi="Segoe UI" w:cs="Segoe UI"/>
+          <w:color w:val="1D2125"/>
+          <w:sz w:val="23"/>
+          <w:szCs w:val="23"/>
+        </w:rPr>
+        <w:t>, o voo só teria um passageiro.</w:t>
+      </w:r>
+    </w:p>
+    <w:p>
+      <w:pPr>
+        <w:pStyle w:val="NormalWeb"/>
+        <w:numPr>
+          <w:ilvl w:val="1"/>
+          <w:numId w:val="11"/>
+        </w:numPr>
+        <w:shd w:val="clear" w:color="auto" w:fill="FFFFFF"/>
+        <w:spacing w:before="0" w:beforeAutospacing="0"/>
+        <w:rPr>
+          <w:rFonts w:ascii="Segoe UI" w:hAnsi="Segoe UI" w:cs="Segoe UI"/>
+          <w:color w:val="1D2125"/>
+          <w:sz w:val="23"/>
+          <w:szCs w:val="23"/>
+        </w:rPr>
+      </w:pPr>
+      <w:r>
+        <w:rPr>
+          <w:rFonts w:ascii="Segoe UI" w:hAnsi="Segoe UI" w:cs="Segoe UI"/>
+          <w:b/>
+          <w:bCs/>
+          <w:color w:val="1D2125"/>
+          <w:sz w:val="23"/>
+          <w:szCs w:val="23"/>
+        </w:rPr>
+        <w:t>Solução:</w:t>
+      </w:r>
+      <w:r>
+        <w:rPr>
+          <w:rFonts w:ascii="Segoe UI" w:hAnsi="Segoe UI" w:cs="Segoe UI"/>
+          <w:color w:val="1D2125"/>
+          <w:sz w:val="23"/>
+          <w:szCs w:val="23"/>
+        </w:rPr>
+        <w:t> Criamos a classe </w:t>
+      </w:r>
+      <w:r>
+        <w:rPr>
+          <w:rFonts w:ascii="Segoe UI" w:hAnsi="Segoe UI" w:cs="Segoe UI"/>
+          <w:b/>
+          <w:bCs/>
+          <w:color w:val="1D2125"/>
+          <w:sz w:val="23"/>
+          <w:szCs w:val="23"/>
+        </w:rPr>
+        <w:t>Reserva</w:t>
+      </w:r>
+      <w:r>
+        <w:rPr>
+          <w:rFonts w:ascii="Segoe UI" w:hAnsi="Segoe UI" w:cs="Segoe UI"/>
+          <w:color w:val="1D2125"/>
+          <w:sz w:val="23"/>
+          <w:szCs w:val="23"/>
+        </w:rPr>
+        <w:t>, que liga Passageiro + Voo e guarda o </w:t>
+      </w:r>
+      <w:r>
+        <w:rPr>
+          <w:rStyle w:val="CdigoHTML"/>
+          <w:rFonts w:ascii="Consolas" w:hAnsi="Consolas"/>
+          <w:color w:val="E83E8C"/>
+        </w:rPr>
+        <w:t>assento</w:t>
+      </w:r>
+      <w:r>
+        <w:rPr>
+          <w:rFonts w:ascii="Segoe UI" w:hAnsi="Segoe UI" w:cs="Segoe UI"/>
+          <w:color w:val="1D2125"/>
+          <w:sz w:val="23"/>
+          <w:szCs w:val="23"/>
+        </w:rPr>
+        <w:t> e a </w:t>
+      </w:r>
+      <w:proofErr w:type="spellStart"/>
+      <w:r>
+        <w:rPr>
+          <w:rStyle w:val="CdigoHTML"/>
+          <w:rFonts w:ascii="Consolas" w:hAnsi="Consolas"/>
+          <w:color w:val="E83E8C"/>
+        </w:rPr>
+        <w:t>dataDaViagem</w:t>
+      </w:r>
+      <w:proofErr w:type="spellEnd"/>
+      <w:r>
+        <w:rPr>
+          <w:rFonts w:ascii="Segoe UI" w:hAnsi="Segoe UI" w:cs="Segoe UI"/>
+          <w:color w:val="1D2125"/>
+          <w:sz w:val="23"/>
+          <w:szCs w:val="23"/>
+        </w:rPr>
+        <w:t>.</w:t>
+      </w:r>
+    </w:p>
+    <w:p>
+      <w:pPr>
+        <w:pStyle w:val="Ttulo3"/>
+        <w:shd w:val="clear" w:color="auto" w:fill="FFFFFF"/>
+        <w:spacing w:before="0" w:beforeAutospacing="0"/>
+        <w:rPr>
+          <w:rFonts w:ascii="Segoe UI" w:hAnsi="Segoe UI" w:cs="Segoe UI"/>
+          <w:color w:val="1D2125"/>
+        </w:rPr>
+      </w:pPr>
+      <w:r>
+        <w:rPr>
+          <w:rFonts w:ascii="Segoe UI" w:hAnsi="Segoe UI" w:cs="Segoe UI"/>
+          <w:color w:val="1D2125"/>
+        </w:rPr>
+        <w:t>6. Dicas de Ouro para o Código (</w:t>
+      </w:r>
+      <w:proofErr w:type="spellStart"/>
+      <w:r>
+        <w:rPr>
+          <w:rFonts w:ascii="Segoe UI" w:hAnsi="Segoe UI" w:cs="Segoe UI"/>
+          <w:color w:val="1D2125"/>
+        </w:rPr>
+        <w:t>This</w:t>
+      </w:r>
+      <w:proofErr w:type="spellEnd"/>
+      <w:r>
+        <w:rPr>
+          <w:rFonts w:ascii="Segoe UI" w:hAnsi="Segoe UI" w:cs="Segoe UI"/>
+          <w:color w:val="1D2125"/>
+        </w:rPr>
+        <w:t xml:space="preserve"> e </w:t>
+      </w:r>
+      <w:proofErr w:type="spellStart"/>
+      <w:r>
+        <w:rPr>
+          <w:rFonts w:ascii="Segoe UI" w:hAnsi="Segoe UI" w:cs="Segoe UI"/>
+          <w:color w:val="1D2125"/>
+        </w:rPr>
+        <w:t>LocalDatetime</w:t>
+      </w:r>
+      <w:proofErr w:type="spellEnd"/>
+      <w:r>
+        <w:rPr>
+          <w:rFonts w:ascii="Segoe UI" w:hAnsi="Segoe UI" w:cs="Segoe UI"/>
+          <w:color w:val="1D2125"/>
+        </w:rPr>
+        <w:t>)</w:t>
+      </w:r>
+    </w:p>
+    <w:p>
+      <w:pPr>
+        <w:pStyle w:val="NormalWeb"/>
+        <w:numPr>
+          <w:ilvl w:val="0"/>
+          <w:numId w:val="12"/>
+        </w:numPr>
+        <w:shd w:val="clear" w:color="auto" w:fill="FFFFFF"/>
+        <w:spacing w:before="0" w:beforeAutospacing="0"/>
+        <w:rPr>
+          <w:rFonts w:ascii="Segoe UI" w:hAnsi="Segoe UI" w:cs="Segoe UI"/>
+          <w:color w:val="1D2125"/>
+          <w:sz w:val="23"/>
+          <w:szCs w:val="23"/>
+        </w:rPr>
+      </w:pPr>
+      <w:r>
+        <w:rPr>
+          <w:rFonts w:ascii="Segoe UI" w:hAnsi="Segoe UI" w:cs="Segoe UI"/>
+          <w:b/>
+          <w:bCs/>
+          <w:color w:val="1D2125"/>
+          <w:sz w:val="23"/>
+          <w:szCs w:val="23"/>
+        </w:rPr>
+        <w:t>Uso do </w:t>
+      </w:r>
+      <w:proofErr w:type="spellStart"/>
+      <w:r>
+        <w:rPr>
+          <w:rStyle w:val="CdigoHTML"/>
+          <w:rFonts w:ascii="Consolas" w:hAnsi="Consolas"/>
+          <w:b/>
+          <w:bCs/>
+          <w:color w:val="E83E8C"/>
+        </w:rPr>
+        <w:t>this</w:t>
+      </w:r>
+      <w:proofErr w:type="spellEnd"/>
+      <w:r>
+        <w:rPr>
+          <w:rFonts w:ascii="Segoe UI" w:hAnsi="Segoe UI" w:cs="Segoe UI"/>
+          <w:b/>
+          <w:bCs/>
+          <w:color w:val="1D2125"/>
+          <w:sz w:val="23"/>
+          <w:szCs w:val="23"/>
+        </w:rPr>
+        <w:t>:</w:t>
+      </w:r>
+      <w:r>
+        <w:rPr>
+          <w:rFonts w:ascii="Segoe UI" w:hAnsi="Segoe UI" w:cs="Segoe UI"/>
+          <w:color w:val="1D2125"/>
+          <w:sz w:val="23"/>
+          <w:szCs w:val="23"/>
+        </w:rPr>
+        <w:t> Sempre utilize </w:t>
+      </w:r>
+      <w:proofErr w:type="spellStart"/>
+      <w:proofErr w:type="gramStart"/>
+      <w:r>
+        <w:rPr>
+          <w:rStyle w:val="CdigoHTML"/>
+          <w:rFonts w:ascii="Consolas" w:hAnsi="Consolas"/>
+          <w:color w:val="E83E8C"/>
+        </w:rPr>
+        <w:t>this.atributo</w:t>
+      </w:r>
+      <w:proofErr w:type="spellEnd"/>
+      <w:proofErr w:type="gramEnd"/>
+      <w:r>
+        <w:rPr>
+          <w:rFonts w:ascii="Segoe UI" w:hAnsi="Segoe UI" w:cs="Segoe UI"/>
+          <w:color w:val="1D2125"/>
+          <w:sz w:val="23"/>
+          <w:szCs w:val="23"/>
+        </w:rPr>
+        <w:t> para deixar claro que você está acessando a variável de instância da classe, especialmente ao receber parâmetros com nomes idênticos.</w:t>
+      </w:r>
+    </w:p>
+    <w:p>
+      <w:pPr>
+        <w:pStyle w:val="NormalWeb"/>
+        <w:numPr>
+          <w:ilvl w:val="0"/>
+          <w:numId w:val="12"/>
+        </w:numPr>
+        <w:shd w:val="clear" w:color="auto" w:fill="FFFFFF"/>
+        <w:spacing w:before="0" w:beforeAutospacing="0"/>
+        <w:rPr>
+          <w:rFonts w:ascii="Segoe UI" w:hAnsi="Segoe UI" w:cs="Segoe UI"/>
+          <w:color w:val="1D2125"/>
+          <w:sz w:val="23"/>
+          <w:szCs w:val="23"/>
+        </w:rPr>
+      </w:pPr>
+      <w:r>
+        <w:rPr>
+          <w:rFonts w:ascii="Segoe UI" w:hAnsi="Segoe UI" w:cs="Segoe UI"/>
+          <w:b/>
+          <w:bCs/>
+          <w:color w:val="1D2125"/>
+          <w:sz w:val="23"/>
+          <w:szCs w:val="23"/>
+        </w:rPr>
+        <w:t>Datas Modernas:</w:t>
+      </w:r>
+      <w:r>
+        <w:rPr>
+          <w:rFonts w:ascii="Segoe UI" w:hAnsi="Segoe UI" w:cs="Segoe UI"/>
+          <w:color w:val="1D2125"/>
+          <w:sz w:val="23"/>
+          <w:szCs w:val="23"/>
+        </w:rPr>
+        <w:t xml:space="preserve"> Evite a </w:t>
+      </w:r>
+      <w:proofErr w:type="gramStart"/>
+      <w:r>
+        <w:rPr>
+          <w:rFonts w:ascii="Segoe UI" w:hAnsi="Segoe UI" w:cs="Segoe UI"/>
+          <w:color w:val="1D2125"/>
+          <w:sz w:val="23"/>
+          <w:szCs w:val="23"/>
+        </w:rPr>
+        <w:t>classe </w:t>
+      </w:r>
+      <w:r>
+        <w:rPr>
+          <w:rStyle w:val="CdigoHTML"/>
+          <w:rFonts w:ascii="Consolas" w:hAnsi="Consolas"/>
+          <w:color w:val="E83E8C"/>
+        </w:rPr>
+        <w:t>Date</w:t>
+      </w:r>
+      <w:proofErr w:type="gramEnd"/>
+      <w:r>
+        <w:rPr>
+          <w:rFonts w:ascii="Segoe UI" w:hAnsi="Segoe UI" w:cs="Segoe UI"/>
+          <w:color w:val="1D2125"/>
+          <w:sz w:val="23"/>
+          <w:szCs w:val="23"/>
+        </w:rPr>
+        <w:t>. Utilize </w:t>
+      </w:r>
+      <w:proofErr w:type="spellStart"/>
+      <w:proofErr w:type="gramStart"/>
+      <w:r>
+        <w:rPr>
+          <w:rStyle w:val="CdigoHTML"/>
+          <w:rFonts w:ascii="Consolas" w:hAnsi="Consolas"/>
+          <w:color w:val="E83E8C"/>
+        </w:rPr>
+        <w:t>LocalDateTime.now</w:t>
+      </w:r>
+      <w:proofErr w:type="spellEnd"/>
+      <w:r>
+        <w:rPr>
+          <w:rStyle w:val="CdigoHTML"/>
+          <w:rFonts w:ascii="Consolas" w:hAnsi="Consolas"/>
+          <w:color w:val="E83E8C"/>
+        </w:rPr>
+        <w:t>(</w:t>
+      </w:r>
+      <w:proofErr w:type="gramEnd"/>
+      <w:r>
+        <w:rPr>
+          <w:rStyle w:val="CdigoHTML"/>
+          <w:rFonts w:ascii="Consolas" w:hAnsi="Consolas"/>
+          <w:color w:val="E83E8C"/>
+        </w:rPr>
+        <w:t>)</w:t>
+      </w:r>
+      <w:r>
+        <w:rPr>
+          <w:rFonts w:ascii="Segoe UI" w:hAnsi="Segoe UI" w:cs="Segoe UI"/>
+          <w:color w:val="1D2125"/>
+          <w:sz w:val="23"/>
+          <w:szCs w:val="23"/>
+        </w:rPr>
+        <w:t> para capturar o momento atual e </w:t>
+      </w:r>
+      <w:proofErr w:type="spellStart"/>
+      <w:r>
+        <w:rPr>
+          <w:rStyle w:val="CdigoHTML"/>
+          <w:rFonts w:ascii="Consolas" w:hAnsi="Consolas"/>
+          <w:color w:val="E83E8C"/>
+        </w:rPr>
+        <w:t>LocalDateTime.of</w:t>
+      </w:r>
+      <w:proofErr w:type="spellEnd"/>
+      <w:r>
+        <w:rPr>
+          <w:rStyle w:val="CdigoHTML"/>
+          <w:rFonts w:ascii="Consolas" w:hAnsi="Consolas"/>
+          <w:color w:val="E83E8C"/>
+        </w:rPr>
+        <w:t xml:space="preserve">(ano, </w:t>
+      </w:r>
+      <w:proofErr w:type="spellStart"/>
+      <w:r>
+        <w:rPr>
+          <w:rStyle w:val="CdigoHTML"/>
+          <w:rFonts w:ascii="Consolas" w:hAnsi="Consolas"/>
+          <w:color w:val="E83E8C"/>
+        </w:rPr>
+        <w:t>mes</w:t>
+      </w:r>
+      <w:proofErr w:type="spellEnd"/>
+      <w:r>
+        <w:rPr>
+          <w:rStyle w:val="CdigoHTML"/>
+          <w:rFonts w:ascii="Consolas" w:hAnsi="Consolas"/>
+          <w:color w:val="E83E8C"/>
+        </w:rPr>
+        <w:t xml:space="preserve">, dia, hora, </w:t>
+      </w:r>
+      <w:r>
+        <w:rPr>
+          <w:rStyle w:val="CdigoHTML"/>
+          <w:rFonts w:ascii="Consolas" w:hAnsi="Consolas"/>
+          <w:color w:val="E83E8C"/>
+        </w:rPr>
+        <w:lastRenderedPageBreak/>
+        <w:t>min)</w:t>
+      </w:r>
+      <w:r>
+        <w:rPr>
+          <w:rFonts w:ascii="Segoe UI" w:hAnsi="Segoe UI" w:cs="Segoe UI"/>
+          <w:color w:val="1D2125"/>
+          <w:sz w:val="23"/>
+          <w:szCs w:val="23"/>
+        </w:rPr>
+        <w:t> para datas específicas. Elas são imutáveis e muito mais seguras para cálculos de prazos.</w:t>
       </w:r>
     </w:p>
     <w:p>
@@ -2323,6 +4610,304 @@
     </w:lvl>
   </w:abstractNum>
   <w:abstractNum w:abstractNumId="3" w15:restartNumberingAfterBreak="0">
+    <w:nsid w:val="3C8755CD"/>
+    <w:multiLevelType w:val="multilevel"/>
+    <w:tmpl w:val="A19A377A"/>
+    <w:lvl w:ilvl="0">
+      <w:start w:val="1"/>
+      <w:numFmt w:val="bullet"/>
+      <w:lvlText w:val=""/>
+      <w:lvlJc w:val="left"/>
+      <w:pPr>
+        <w:tabs>
+          <w:tab w:val="num" w:pos="720"/>
+        </w:tabs>
+        <w:ind w:left="720" w:hanging="360"/>
+      </w:pPr>
+      <w:rPr>
+        <w:rFonts w:ascii="Symbol" w:hAnsi="Symbol" w:hint="default"/>
+        <w:sz w:val="20"/>
+      </w:rPr>
+    </w:lvl>
+    <w:lvl w:ilvl="1">
+      <w:start w:val="1"/>
+      <w:numFmt w:val="bullet"/>
+      <w:lvlText w:val="o"/>
+      <w:lvlJc w:val="left"/>
+      <w:pPr>
+        <w:tabs>
+          <w:tab w:val="num" w:pos="1440"/>
+        </w:tabs>
+        <w:ind w:left="1440" w:hanging="360"/>
+      </w:pPr>
+      <w:rPr>
+        <w:rFonts w:ascii="Courier New" w:hAnsi="Courier New" w:hint="default"/>
+        <w:sz w:val="20"/>
+      </w:rPr>
+    </w:lvl>
+    <w:lvl w:ilvl="2" w:tentative="1">
+      <w:start w:val="1"/>
+      <w:numFmt w:val="bullet"/>
+      <w:lvlText w:val=""/>
+      <w:lvlJc w:val="left"/>
+      <w:pPr>
+        <w:tabs>
+          <w:tab w:val="num" w:pos="2160"/>
+        </w:tabs>
+        <w:ind w:left="2160" w:hanging="360"/>
+      </w:pPr>
+      <w:rPr>
+        <w:rFonts w:ascii="Wingdings" w:hAnsi="Wingdings" w:hint="default"/>
+        <w:sz w:val="20"/>
+      </w:rPr>
+    </w:lvl>
+    <w:lvl w:ilvl="3" w:tentative="1">
+      <w:start w:val="1"/>
+      <w:numFmt w:val="bullet"/>
+      <w:lvlText w:val=""/>
+      <w:lvlJc w:val="left"/>
+      <w:pPr>
+        <w:tabs>
+          <w:tab w:val="num" w:pos="2880"/>
+        </w:tabs>
+        <w:ind w:left="2880" w:hanging="360"/>
+      </w:pPr>
+      <w:rPr>
+        <w:rFonts w:ascii="Wingdings" w:hAnsi="Wingdings" w:hint="default"/>
+        <w:sz w:val="20"/>
+      </w:rPr>
+    </w:lvl>
+    <w:lvl w:ilvl="4" w:tentative="1">
+      <w:start w:val="1"/>
+      <w:numFmt w:val="bullet"/>
+      <w:lvlText w:val=""/>
+      <w:lvlJc w:val="left"/>
+      <w:pPr>
+        <w:tabs>
+          <w:tab w:val="num" w:pos="3600"/>
+        </w:tabs>
+        <w:ind w:left="3600" w:hanging="360"/>
+      </w:pPr>
+      <w:rPr>
+        <w:rFonts w:ascii="Wingdings" w:hAnsi="Wingdings" w:hint="default"/>
+        <w:sz w:val="20"/>
+      </w:rPr>
+    </w:lvl>
+    <w:lvl w:ilvl="5" w:tentative="1">
+      <w:start w:val="1"/>
+      <w:numFmt w:val="bullet"/>
+      <w:lvlText w:val=""/>
+      <w:lvlJc w:val="left"/>
+      <w:pPr>
+        <w:tabs>
+          <w:tab w:val="num" w:pos="4320"/>
+        </w:tabs>
+        <w:ind w:left="4320" w:hanging="360"/>
+      </w:pPr>
+      <w:rPr>
+        <w:rFonts w:ascii="Wingdings" w:hAnsi="Wingdings" w:hint="default"/>
+        <w:sz w:val="20"/>
+      </w:rPr>
+    </w:lvl>
+    <w:lvl w:ilvl="6" w:tentative="1">
+      <w:start w:val="1"/>
+      <w:numFmt w:val="bullet"/>
+      <w:lvlText w:val=""/>
+      <w:lvlJc w:val="left"/>
+      <w:pPr>
+        <w:tabs>
+          <w:tab w:val="num" w:pos="5040"/>
+        </w:tabs>
+        <w:ind w:left="5040" w:hanging="360"/>
+      </w:pPr>
+      <w:rPr>
+        <w:rFonts w:ascii="Wingdings" w:hAnsi="Wingdings" w:hint="default"/>
+        <w:sz w:val="20"/>
+      </w:rPr>
+    </w:lvl>
+    <w:lvl w:ilvl="7" w:tentative="1">
+      <w:start w:val="1"/>
+      <w:numFmt w:val="bullet"/>
+      <w:lvlText w:val=""/>
+      <w:lvlJc w:val="left"/>
+      <w:pPr>
+        <w:tabs>
+          <w:tab w:val="num" w:pos="5760"/>
+        </w:tabs>
+        <w:ind w:left="5760" w:hanging="360"/>
+      </w:pPr>
+      <w:rPr>
+        <w:rFonts w:ascii="Wingdings" w:hAnsi="Wingdings" w:hint="default"/>
+        <w:sz w:val="20"/>
+      </w:rPr>
+    </w:lvl>
+    <w:lvl w:ilvl="8" w:tentative="1">
+      <w:start w:val="1"/>
+      <w:numFmt w:val="bullet"/>
+      <w:lvlText w:val=""/>
+      <w:lvlJc w:val="left"/>
+      <w:pPr>
+        <w:tabs>
+          <w:tab w:val="num" w:pos="6480"/>
+        </w:tabs>
+        <w:ind w:left="6480" w:hanging="360"/>
+      </w:pPr>
+      <w:rPr>
+        <w:rFonts w:ascii="Wingdings" w:hAnsi="Wingdings" w:hint="default"/>
+        <w:sz w:val="20"/>
+      </w:rPr>
+    </w:lvl>
+  </w:abstractNum>
+  <w:abstractNum w:abstractNumId="4" w15:restartNumberingAfterBreak="0">
+    <w:nsid w:val="44EE2AF5"/>
+    <w:multiLevelType w:val="multilevel"/>
+    <w:tmpl w:val="4710850C"/>
+    <w:lvl w:ilvl="0">
+      <w:start w:val="1"/>
+      <w:numFmt w:val="bullet"/>
+      <w:lvlText w:val=""/>
+      <w:lvlJc w:val="left"/>
+      <w:pPr>
+        <w:tabs>
+          <w:tab w:val="num" w:pos="720"/>
+        </w:tabs>
+        <w:ind w:left="720" w:hanging="360"/>
+      </w:pPr>
+      <w:rPr>
+        <w:rFonts w:ascii="Symbol" w:hAnsi="Symbol" w:hint="default"/>
+        <w:sz w:val="20"/>
+      </w:rPr>
+    </w:lvl>
+    <w:lvl w:ilvl="1" w:tentative="1">
+      <w:start w:val="1"/>
+      <w:numFmt w:val="bullet"/>
+      <w:lvlText w:val="o"/>
+      <w:lvlJc w:val="left"/>
+      <w:pPr>
+        <w:tabs>
+          <w:tab w:val="num" w:pos="1440"/>
+        </w:tabs>
+        <w:ind w:left="1440" w:hanging="360"/>
+      </w:pPr>
+      <w:rPr>
+        <w:rFonts w:ascii="Courier New" w:hAnsi="Courier New" w:hint="default"/>
+        <w:sz w:val="20"/>
+      </w:rPr>
+    </w:lvl>
+    <w:lvl w:ilvl="2" w:tentative="1">
+      <w:start w:val="1"/>
+      <w:numFmt w:val="bullet"/>
+      <w:lvlText w:val=""/>
+      <w:lvlJc w:val="left"/>
+      <w:pPr>
+        <w:tabs>
+          <w:tab w:val="num" w:pos="2160"/>
+        </w:tabs>
+        <w:ind w:left="2160" w:hanging="360"/>
+      </w:pPr>
+      <w:rPr>
+        <w:rFonts w:ascii="Wingdings" w:hAnsi="Wingdings" w:hint="default"/>
+        <w:sz w:val="20"/>
+      </w:rPr>
+    </w:lvl>
+    <w:lvl w:ilvl="3" w:tentative="1">
+      <w:start w:val="1"/>
+      <w:numFmt w:val="bullet"/>
+      <w:lvlText w:val=""/>
+      <w:lvlJc w:val="left"/>
+      <w:pPr>
+        <w:tabs>
+          <w:tab w:val="num" w:pos="2880"/>
+        </w:tabs>
+        <w:ind w:left="2880" w:hanging="360"/>
+      </w:pPr>
+      <w:rPr>
+        <w:rFonts w:ascii="Wingdings" w:hAnsi="Wingdings" w:hint="default"/>
+        <w:sz w:val="20"/>
+      </w:rPr>
+    </w:lvl>
+    <w:lvl w:ilvl="4" w:tentative="1">
+      <w:start w:val="1"/>
+      <w:numFmt w:val="bullet"/>
+      <w:lvlText w:val=""/>
+      <w:lvlJc w:val="left"/>
+      <w:pPr>
+        <w:tabs>
+          <w:tab w:val="num" w:pos="3600"/>
+        </w:tabs>
+        <w:ind w:left="3600" w:hanging="360"/>
+      </w:pPr>
+      <w:rPr>
+        <w:rFonts w:ascii="Wingdings" w:hAnsi="Wingdings" w:hint="default"/>
+        <w:sz w:val="20"/>
+      </w:rPr>
+    </w:lvl>
+    <w:lvl w:ilvl="5" w:tentative="1">
+      <w:start w:val="1"/>
+      <w:numFmt w:val="bullet"/>
+      <w:lvlText w:val=""/>
+      <w:lvlJc w:val="left"/>
+      <w:pPr>
+        <w:tabs>
+          <w:tab w:val="num" w:pos="4320"/>
+        </w:tabs>
+        <w:ind w:left="4320" w:hanging="360"/>
+      </w:pPr>
+      <w:rPr>
+        <w:rFonts w:ascii="Wingdings" w:hAnsi="Wingdings" w:hint="default"/>
+        <w:sz w:val="20"/>
+      </w:rPr>
+    </w:lvl>
+    <w:lvl w:ilvl="6" w:tentative="1">
+      <w:start w:val="1"/>
+      <w:numFmt w:val="bullet"/>
+      <w:lvlText w:val=""/>
+      <w:lvlJc w:val="left"/>
+      <w:pPr>
+        <w:tabs>
+          <w:tab w:val="num" w:pos="5040"/>
+        </w:tabs>
+        <w:ind w:left="5040" w:hanging="360"/>
+      </w:pPr>
+      <w:rPr>
+        <w:rFonts w:ascii="Wingdings" w:hAnsi="Wingdings" w:hint="default"/>
+        <w:sz w:val="20"/>
+      </w:rPr>
+    </w:lvl>
+    <w:lvl w:ilvl="7" w:tentative="1">
+      <w:start w:val="1"/>
+      <w:numFmt w:val="bullet"/>
+      <w:lvlText w:val=""/>
+      <w:lvlJc w:val="left"/>
+      <w:pPr>
+        <w:tabs>
+          <w:tab w:val="num" w:pos="5760"/>
+        </w:tabs>
+        <w:ind w:left="5760" w:hanging="360"/>
+      </w:pPr>
+      <w:rPr>
+        <w:rFonts w:ascii="Wingdings" w:hAnsi="Wingdings" w:hint="default"/>
+        <w:sz w:val="20"/>
+      </w:rPr>
+    </w:lvl>
+    <w:lvl w:ilvl="8" w:tentative="1">
+      <w:start w:val="1"/>
+      <w:numFmt w:val="bullet"/>
+      <w:lvlText w:val=""/>
+      <w:lvlJc w:val="left"/>
+      <w:pPr>
+        <w:tabs>
+          <w:tab w:val="num" w:pos="6480"/>
+        </w:tabs>
+        <w:ind w:left="6480" w:hanging="360"/>
+      </w:pPr>
+      <w:rPr>
+        <w:rFonts w:ascii="Wingdings" w:hAnsi="Wingdings" w:hint="default"/>
+        <w:sz w:val="20"/>
+      </w:rPr>
+    </w:lvl>
+  </w:abstractNum>
+  <w:abstractNum w:abstractNumId="5" w15:restartNumberingAfterBreak="0">
     <w:nsid w:val="48B043DB"/>
     <w:multiLevelType w:val="multilevel"/>
     <w:tmpl w:val="E328037A"/>
@@ -2471,7 +5056,7 @@
       </w:rPr>
     </w:lvl>
   </w:abstractNum>
-  <w:abstractNum w:abstractNumId="4" w15:restartNumberingAfterBreak="0">
+  <w:abstractNum w:abstractNumId="6" w15:restartNumberingAfterBreak="0">
     <w:nsid w:val="4C90694F"/>
     <w:multiLevelType w:val="multilevel"/>
     <w:tmpl w:val="B70030CC"/>
@@ -2620,7 +5205,7 @@
       </w:rPr>
     </w:lvl>
   </w:abstractNum>
-  <w:abstractNum w:abstractNumId="5" w15:restartNumberingAfterBreak="0">
+  <w:abstractNum w:abstractNumId="7" w15:restartNumberingAfterBreak="0">
     <w:nsid w:val="55E61D2A"/>
     <w:multiLevelType w:val="multilevel"/>
     <w:tmpl w:val="0B565152"/>
@@ -2769,7 +5354,7 @@
       </w:rPr>
     </w:lvl>
   </w:abstractNum>
-  <w:abstractNum w:abstractNumId="6" w15:restartNumberingAfterBreak="0">
+  <w:abstractNum w:abstractNumId="8" w15:restartNumberingAfterBreak="0">
     <w:nsid w:val="590D7F97"/>
     <w:multiLevelType w:val="multilevel"/>
     <w:tmpl w:val="18EA2DF8"/>
@@ -2918,11 +5503,458 @@
       </w:rPr>
     </w:lvl>
   </w:abstractNum>
+  <w:abstractNum w:abstractNumId="9" w15:restartNumberingAfterBreak="0">
+    <w:nsid w:val="5D734E7B"/>
+    <w:multiLevelType w:val="multilevel"/>
+    <w:tmpl w:val="0822399C"/>
+    <w:lvl w:ilvl="0">
+      <w:start w:val="1"/>
+      <w:numFmt w:val="bullet"/>
+      <w:lvlText w:val=""/>
+      <w:lvlJc w:val="left"/>
+      <w:pPr>
+        <w:tabs>
+          <w:tab w:val="num" w:pos="720"/>
+        </w:tabs>
+        <w:ind w:left="720" w:hanging="360"/>
+      </w:pPr>
+      <w:rPr>
+        <w:rFonts w:ascii="Symbol" w:hAnsi="Symbol" w:hint="default"/>
+        <w:sz w:val="20"/>
+      </w:rPr>
+    </w:lvl>
+    <w:lvl w:ilvl="1">
+      <w:start w:val="1"/>
+      <w:numFmt w:val="bullet"/>
+      <w:lvlText w:val="o"/>
+      <w:lvlJc w:val="left"/>
+      <w:pPr>
+        <w:tabs>
+          <w:tab w:val="num" w:pos="1440"/>
+        </w:tabs>
+        <w:ind w:left="1440" w:hanging="360"/>
+      </w:pPr>
+      <w:rPr>
+        <w:rFonts w:ascii="Courier New" w:hAnsi="Courier New" w:hint="default"/>
+        <w:sz w:val="20"/>
+      </w:rPr>
+    </w:lvl>
+    <w:lvl w:ilvl="2" w:tentative="1">
+      <w:start w:val="1"/>
+      <w:numFmt w:val="bullet"/>
+      <w:lvlText w:val=""/>
+      <w:lvlJc w:val="left"/>
+      <w:pPr>
+        <w:tabs>
+          <w:tab w:val="num" w:pos="2160"/>
+        </w:tabs>
+        <w:ind w:left="2160" w:hanging="360"/>
+      </w:pPr>
+      <w:rPr>
+        <w:rFonts w:ascii="Wingdings" w:hAnsi="Wingdings" w:hint="default"/>
+        <w:sz w:val="20"/>
+      </w:rPr>
+    </w:lvl>
+    <w:lvl w:ilvl="3" w:tentative="1">
+      <w:start w:val="1"/>
+      <w:numFmt w:val="bullet"/>
+      <w:lvlText w:val=""/>
+      <w:lvlJc w:val="left"/>
+      <w:pPr>
+        <w:tabs>
+          <w:tab w:val="num" w:pos="2880"/>
+        </w:tabs>
+        <w:ind w:left="2880" w:hanging="360"/>
+      </w:pPr>
+      <w:rPr>
+        <w:rFonts w:ascii="Wingdings" w:hAnsi="Wingdings" w:hint="default"/>
+        <w:sz w:val="20"/>
+      </w:rPr>
+    </w:lvl>
+    <w:lvl w:ilvl="4" w:tentative="1">
+      <w:start w:val="1"/>
+      <w:numFmt w:val="bullet"/>
+      <w:lvlText w:val=""/>
+      <w:lvlJc w:val="left"/>
+      <w:pPr>
+        <w:tabs>
+          <w:tab w:val="num" w:pos="3600"/>
+        </w:tabs>
+        <w:ind w:left="3600" w:hanging="360"/>
+      </w:pPr>
+      <w:rPr>
+        <w:rFonts w:ascii="Wingdings" w:hAnsi="Wingdings" w:hint="default"/>
+        <w:sz w:val="20"/>
+      </w:rPr>
+    </w:lvl>
+    <w:lvl w:ilvl="5" w:tentative="1">
+      <w:start w:val="1"/>
+      <w:numFmt w:val="bullet"/>
+      <w:lvlText w:val=""/>
+      <w:lvlJc w:val="left"/>
+      <w:pPr>
+        <w:tabs>
+          <w:tab w:val="num" w:pos="4320"/>
+        </w:tabs>
+        <w:ind w:left="4320" w:hanging="360"/>
+      </w:pPr>
+      <w:rPr>
+        <w:rFonts w:ascii="Wingdings" w:hAnsi="Wingdings" w:hint="default"/>
+        <w:sz w:val="20"/>
+      </w:rPr>
+    </w:lvl>
+    <w:lvl w:ilvl="6" w:tentative="1">
+      <w:start w:val="1"/>
+      <w:numFmt w:val="bullet"/>
+      <w:lvlText w:val=""/>
+      <w:lvlJc w:val="left"/>
+      <w:pPr>
+        <w:tabs>
+          <w:tab w:val="num" w:pos="5040"/>
+        </w:tabs>
+        <w:ind w:left="5040" w:hanging="360"/>
+      </w:pPr>
+      <w:rPr>
+        <w:rFonts w:ascii="Wingdings" w:hAnsi="Wingdings" w:hint="default"/>
+        <w:sz w:val="20"/>
+      </w:rPr>
+    </w:lvl>
+    <w:lvl w:ilvl="7" w:tentative="1">
+      <w:start w:val="1"/>
+      <w:numFmt w:val="bullet"/>
+      <w:lvlText w:val=""/>
+      <w:lvlJc w:val="left"/>
+      <w:pPr>
+        <w:tabs>
+          <w:tab w:val="num" w:pos="5760"/>
+        </w:tabs>
+        <w:ind w:left="5760" w:hanging="360"/>
+      </w:pPr>
+      <w:rPr>
+        <w:rFonts w:ascii="Wingdings" w:hAnsi="Wingdings" w:hint="default"/>
+        <w:sz w:val="20"/>
+      </w:rPr>
+    </w:lvl>
+    <w:lvl w:ilvl="8" w:tentative="1">
+      <w:start w:val="1"/>
+      <w:numFmt w:val="bullet"/>
+      <w:lvlText w:val=""/>
+      <w:lvlJc w:val="left"/>
+      <w:pPr>
+        <w:tabs>
+          <w:tab w:val="num" w:pos="6480"/>
+        </w:tabs>
+        <w:ind w:left="6480" w:hanging="360"/>
+      </w:pPr>
+      <w:rPr>
+        <w:rFonts w:ascii="Wingdings" w:hAnsi="Wingdings" w:hint="default"/>
+        <w:sz w:val="20"/>
+      </w:rPr>
+    </w:lvl>
+  </w:abstractNum>
+  <w:abstractNum w:abstractNumId="10" w15:restartNumberingAfterBreak="0">
+    <w:nsid w:val="701A677D"/>
+    <w:multiLevelType w:val="multilevel"/>
+    <w:tmpl w:val="F474A57A"/>
+    <w:lvl w:ilvl="0">
+      <w:start w:val="1"/>
+      <w:numFmt w:val="bullet"/>
+      <w:lvlText w:val=""/>
+      <w:lvlJc w:val="left"/>
+      <w:pPr>
+        <w:tabs>
+          <w:tab w:val="num" w:pos="720"/>
+        </w:tabs>
+        <w:ind w:left="720" w:hanging="360"/>
+      </w:pPr>
+      <w:rPr>
+        <w:rFonts w:ascii="Symbol" w:hAnsi="Symbol" w:hint="default"/>
+        <w:sz w:val="20"/>
+      </w:rPr>
+    </w:lvl>
+    <w:lvl w:ilvl="1" w:tentative="1">
+      <w:start w:val="1"/>
+      <w:numFmt w:val="bullet"/>
+      <w:lvlText w:val="o"/>
+      <w:lvlJc w:val="left"/>
+      <w:pPr>
+        <w:tabs>
+          <w:tab w:val="num" w:pos="1440"/>
+        </w:tabs>
+        <w:ind w:left="1440" w:hanging="360"/>
+      </w:pPr>
+      <w:rPr>
+        <w:rFonts w:ascii="Courier New" w:hAnsi="Courier New" w:hint="default"/>
+        <w:sz w:val="20"/>
+      </w:rPr>
+    </w:lvl>
+    <w:lvl w:ilvl="2" w:tentative="1">
+      <w:start w:val="1"/>
+      <w:numFmt w:val="bullet"/>
+      <w:lvlText w:val=""/>
+      <w:lvlJc w:val="left"/>
+      <w:pPr>
+        <w:tabs>
+          <w:tab w:val="num" w:pos="2160"/>
+        </w:tabs>
+        <w:ind w:left="2160" w:hanging="360"/>
+      </w:pPr>
+      <w:rPr>
+        <w:rFonts w:ascii="Wingdings" w:hAnsi="Wingdings" w:hint="default"/>
+        <w:sz w:val="20"/>
+      </w:rPr>
+    </w:lvl>
+    <w:lvl w:ilvl="3" w:tentative="1">
+      <w:start w:val="1"/>
+      <w:numFmt w:val="bullet"/>
+      <w:lvlText w:val=""/>
+      <w:lvlJc w:val="left"/>
+      <w:pPr>
+        <w:tabs>
+          <w:tab w:val="num" w:pos="2880"/>
+        </w:tabs>
+        <w:ind w:left="2880" w:hanging="360"/>
+      </w:pPr>
+      <w:rPr>
+        <w:rFonts w:ascii="Wingdings" w:hAnsi="Wingdings" w:hint="default"/>
+        <w:sz w:val="20"/>
+      </w:rPr>
+    </w:lvl>
+    <w:lvl w:ilvl="4" w:tentative="1">
+      <w:start w:val="1"/>
+      <w:numFmt w:val="bullet"/>
+      <w:lvlText w:val=""/>
+      <w:lvlJc w:val="left"/>
+      <w:pPr>
+        <w:tabs>
+          <w:tab w:val="num" w:pos="3600"/>
+        </w:tabs>
+        <w:ind w:left="3600" w:hanging="360"/>
+      </w:pPr>
+      <w:rPr>
+        <w:rFonts w:ascii="Wingdings" w:hAnsi="Wingdings" w:hint="default"/>
+        <w:sz w:val="20"/>
+      </w:rPr>
+    </w:lvl>
+    <w:lvl w:ilvl="5" w:tentative="1">
+      <w:start w:val="1"/>
+      <w:numFmt w:val="bullet"/>
+      <w:lvlText w:val=""/>
+      <w:lvlJc w:val="left"/>
+      <w:pPr>
+        <w:tabs>
+          <w:tab w:val="num" w:pos="4320"/>
+        </w:tabs>
+        <w:ind w:left="4320" w:hanging="360"/>
+      </w:pPr>
+      <w:rPr>
+        <w:rFonts w:ascii="Wingdings" w:hAnsi="Wingdings" w:hint="default"/>
+        <w:sz w:val="20"/>
+      </w:rPr>
+    </w:lvl>
+    <w:lvl w:ilvl="6" w:tentative="1">
+      <w:start w:val="1"/>
+      <w:numFmt w:val="bullet"/>
+      <w:lvlText w:val=""/>
+      <w:lvlJc w:val="left"/>
+      <w:pPr>
+        <w:tabs>
+          <w:tab w:val="num" w:pos="5040"/>
+        </w:tabs>
+        <w:ind w:left="5040" w:hanging="360"/>
+      </w:pPr>
+      <w:rPr>
+        <w:rFonts w:ascii="Wingdings" w:hAnsi="Wingdings" w:hint="default"/>
+        <w:sz w:val="20"/>
+      </w:rPr>
+    </w:lvl>
+    <w:lvl w:ilvl="7" w:tentative="1">
+      <w:start w:val="1"/>
+      <w:numFmt w:val="bullet"/>
+      <w:lvlText w:val=""/>
+      <w:lvlJc w:val="left"/>
+      <w:pPr>
+        <w:tabs>
+          <w:tab w:val="num" w:pos="5760"/>
+        </w:tabs>
+        <w:ind w:left="5760" w:hanging="360"/>
+      </w:pPr>
+      <w:rPr>
+        <w:rFonts w:ascii="Wingdings" w:hAnsi="Wingdings" w:hint="default"/>
+        <w:sz w:val="20"/>
+      </w:rPr>
+    </w:lvl>
+    <w:lvl w:ilvl="8" w:tentative="1">
+      <w:start w:val="1"/>
+      <w:numFmt w:val="bullet"/>
+      <w:lvlText w:val=""/>
+      <w:lvlJc w:val="left"/>
+      <w:pPr>
+        <w:tabs>
+          <w:tab w:val="num" w:pos="6480"/>
+        </w:tabs>
+        <w:ind w:left="6480" w:hanging="360"/>
+      </w:pPr>
+      <w:rPr>
+        <w:rFonts w:ascii="Wingdings" w:hAnsi="Wingdings" w:hint="default"/>
+        <w:sz w:val="20"/>
+      </w:rPr>
+    </w:lvl>
+  </w:abstractNum>
+  <w:abstractNum w:abstractNumId="11" w15:restartNumberingAfterBreak="0">
+    <w:nsid w:val="707E6832"/>
+    <w:multiLevelType w:val="multilevel"/>
+    <w:tmpl w:val="189EB052"/>
+    <w:lvl w:ilvl="0">
+      <w:start w:val="1"/>
+      <w:numFmt w:val="bullet"/>
+      <w:lvlText w:val=""/>
+      <w:lvlJc w:val="left"/>
+      <w:pPr>
+        <w:tabs>
+          <w:tab w:val="num" w:pos="720"/>
+        </w:tabs>
+        <w:ind w:left="720" w:hanging="360"/>
+      </w:pPr>
+      <w:rPr>
+        <w:rFonts w:ascii="Symbol" w:hAnsi="Symbol" w:hint="default"/>
+        <w:sz w:val="20"/>
+      </w:rPr>
+    </w:lvl>
+    <w:lvl w:ilvl="1" w:tentative="1">
+      <w:start w:val="1"/>
+      <w:numFmt w:val="bullet"/>
+      <w:lvlText w:val="o"/>
+      <w:lvlJc w:val="left"/>
+      <w:pPr>
+        <w:tabs>
+          <w:tab w:val="num" w:pos="1440"/>
+        </w:tabs>
+        <w:ind w:left="1440" w:hanging="360"/>
+      </w:pPr>
+      <w:rPr>
+        <w:rFonts w:ascii="Courier New" w:hAnsi="Courier New" w:hint="default"/>
+        <w:sz w:val="20"/>
+      </w:rPr>
+    </w:lvl>
+    <w:lvl w:ilvl="2" w:tentative="1">
+      <w:start w:val="1"/>
+      <w:numFmt w:val="bullet"/>
+      <w:lvlText w:val=""/>
+      <w:lvlJc w:val="left"/>
+      <w:pPr>
+        <w:tabs>
+          <w:tab w:val="num" w:pos="2160"/>
+        </w:tabs>
+        <w:ind w:left="2160" w:hanging="360"/>
+      </w:pPr>
+      <w:rPr>
+        <w:rFonts w:ascii="Wingdings" w:hAnsi="Wingdings" w:hint="default"/>
+        <w:sz w:val="20"/>
+      </w:rPr>
+    </w:lvl>
+    <w:lvl w:ilvl="3" w:tentative="1">
+      <w:start w:val="1"/>
+      <w:numFmt w:val="bullet"/>
+      <w:lvlText w:val=""/>
+      <w:lvlJc w:val="left"/>
+      <w:pPr>
+        <w:tabs>
+          <w:tab w:val="num" w:pos="2880"/>
+        </w:tabs>
+        <w:ind w:left="2880" w:hanging="360"/>
+      </w:pPr>
+      <w:rPr>
+        <w:rFonts w:ascii="Wingdings" w:hAnsi="Wingdings" w:hint="default"/>
+        <w:sz w:val="20"/>
+      </w:rPr>
+    </w:lvl>
+    <w:lvl w:ilvl="4" w:tentative="1">
+      <w:start w:val="1"/>
+      <w:numFmt w:val="bullet"/>
+      <w:lvlText w:val=""/>
+      <w:lvlJc w:val="left"/>
+      <w:pPr>
+        <w:tabs>
+          <w:tab w:val="num" w:pos="3600"/>
+        </w:tabs>
+        <w:ind w:left="3600" w:hanging="360"/>
+      </w:pPr>
+      <w:rPr>
+        <w:rFonts w:ascii="Wingdings" w:hAnsi="Wingdings" w:hint="default"/>
+        <w:sz w:val="20"/>
+      </w:rPr>
+    </w:lvl>
+    <w:lvl w:ilvl="5" w:tentative="1">
+      <w:start w:val="1"/>
+      <w:numFmt w:val="bullet"/>
+      <w:lvlText w:val=""/>
+      <w:lvlJc w:val="left"/>
+      <w:pPr>
+        <w:tabs>
+          <w:tab w:val="num" w:pos="4320"/>
+        </w:tabs>
+        <w:ind w:left="4320" w:hanging="360"/>
+      </w:pPr>
+      <w:rPr>
+        <w:rFonts w:ascii="Wingdings" w:hAnsi="Wingdings" w:hint="default"/>
+        <w:sz w:val="20"/>
+      </w:rPr>
+    </w:lvl>
+    <w:lvl w:ilvl="6" w:tentative="1">
+      <w:start w:val="1"/>
+      <w:numFmt w:val="bullet"/>
+      <w:lvlText w:val=""/>
+      <w:lvlJc w:val="left"/>
+      <w:pPr>
+        <w:tabs>
+          <w:tab w:val="num" w:pos="5040"/>
+        </w:tabs>
+        <w:ind w:left="5040" w:hanging="360"/>
+      </w:pPr>
+      <w:rPr>
+        <w:rFonts w:ascii="Wingdings" w:hAnsi="Wingdings" w:hint="default"/>
+        <w:sz w:val="20"/>
+      </w:rPr>
+    </w:lvl>
+    <w:lvl w:ilvl="7" w:tentative="1">
+      <w:start w:val="1"/>
+      <w:numFmt w:val="bullet"/>
+      <w:lvlText w:val=""/>
+      <w:lvlJc w:val="left"/>
+      <w:pPr>
+        <w:tabs>
+          <w:tab w:val="num" w:pos="5760"/>
+        </w:tabs>
+        <w:ind w:left="5760" w:hanging="360"/>
+      </w:pPr>
+      <w:rPr>
+        <w:rFonts w:ascii="Wingdings" w:hAnsi="Wingdings" w:hint="default"/>
+        <w:sz w:val="20"/>
+      </w:rPr>
+    </w:lvl>
+    <w:lvl w:ilvl="8" w:tentative="1">
+      <w:start w:val="1"/>
+      <w:numFmt w:val="bullet"/>
+      <w:lvlText w:val=""/>
+      <w:lvlJc w:val="left"/>
+      <w:pPr>
+        <w:tabs>
+          <w:tab w:val="num" w:pos="6480"/>
+        </w:tabs>
+        <w:ind w:left="6480" w:hanging="360"/>
+      </w:pPr>
+      <w:rPr>
+        <w:rFonts w:ascii="Wingdings" w:hAnsi="Wingdings" w:hint="default"/>
+        <w:sz w:val="20"/>
+      </w:rPr>
+    </w:lvl>
+  </w:abstractNum>
   <w:num w:numId="1">
-    <w:abstractNumId w:val="3"/>
+    <w:abstractNumId w:val="5"/>
   </w:num>
   <w:num w:numId="2">
-    <w:abstractNumId w:val="6"/>
+    <w:abstractNumId w:val="8"/>
   </w:num>
   <w:num w:numId="3">
     <w:abstractNumId w:val="1"/>
@@ -2931,13 +5963,28 @@
     <w:abstractNumId w:val="2"/>
   </w:num>
   <w:num w:numId="5">
-    <w:abstractNumId w:val="4"/>
+    <w:abstractNumId w:val="6"/>
   </w:num>
   <w:num w:numId="6">
-    <w:abstractNumId w:val="5"/>
+    <w:abstractNumId w:val="7"/>
   </w:num>
   <w:num w:numId="7">
     <w:abstractNumId w:val="0"/>
+  </w:num>
+  <w:num w:numId="8">
+    <w:abstractNumId w:val="11"/>
+  </w:num>
+  <w:num w:numId="9">
+    <w:abstractNumId w:val="10"/>
+  </w:num>
+  <w:num w:numId="10">
+    <w:abstractNumId w:val="3"/>
+  </w:num>
+  <w:num w:numId="11">
+    <w:abstractNumId w:val="9"/>
+  </w:num>
+  <w:num w:numId="12">
+    <w:abstractNumId w:val="4"/>
   </w:num>
 </w:numbering>
 </file>
@@ -3360,6 +6407,29 @@
       <w:lang w:eastAsia="pt-BR"/>
     </w:rPr>
   </w:style>
+  <w:style w:type="paragraph" w:styleId="Ttulo4">
+    <w:name w:val="heading 4"/>
+    <w:basedOn w:val="Normal"/>
+    <w:next w:val="Normal"/>
+    <w:link w:val="Ttulo4Char"/>
+    <w:uiPriority w:val="9"/>
+    <w:semiHidden/>
+    <w:unhideWhenUsed/>
+    <w:qFormat/>
+    <w:rsid w:val="00F50439"/>
+    <w:pPr>
+      <w:keepNext/>
+      <w:keepLines/>
+      <w:spacing w:before="40" w:after="0"/>
+      <w:outlineLvl w:val="3"/>
+    </w:pPr>
+    <w:rPr>
+      <w:rFonts w:asciiTheme="majorHAnsi" w:eastAsiaTheme="majorEastAsia" w:hAnsiTheme="majorHAnsi" w:cstheme="majorBidi"/>
+      <w:i/>
+      <w:iCs/>
+      <w:color w:val="2F5496" w:themeColor="accent1" w:themeShade="BF"/>
+    </w:rPr>
+  </w:style>
   <w:style w:type="character" w:default="1" w:styleId="Fontepargpadro">
     <w:name w:val="Default Paragraph Font"/>
     <w:uiPriority w:val="1"/>
@@ -3430,6 +6500,31 @@
       <w:rFonts w:ascii="Courier New" w:eastAsia="Times New Roman" w:hAnsi="Courier New" w:cs="Courier New"/>
       <w:sz w:val="20"/>
       <w:szCs w:val="20"/>
+    </w:rPr>
+  </w:style>
+  <w:style w:type="character" w:customStyle="1" w:styleId="Ttulo4Char">
+    <w:name w:val="Título 4 Char"/>
+    <w:basedOn w:val="Fontepargpadro"/>
+    <w:link w:val="Ttulo4"/>
+    <w:uiPriority w:val="9"/>
+    <w:semiHidden/>
+    <w:rsid w:val="00F50439"/>
+    <w:rPr>
+      <w:rFonts w:asciiTheme="majorHAnsi" w:eastAsiaTheme="majorEastAsia" w:hAnsiTheme="majorHAnsi" w:cstheme="majorBidi"/>
+      <w:i/>
+      <w:iCs/>
+      <w:color w:val="2F5496" w:themeColor="accent1" w:themeShade="BF"/>
+    </w:rPr>
+  </w:style>
+  <w:style w:type="character" w:styleId="Forte">
+    <w:name w:val="Strong"/>
+    <w:basedOn w:val="Fontepargpadro"/>
+    <w:uiPriority w:val="22"/>
+    <w:qFormat/>
+    <w:rsid w:val="00F50439"/>
+    <w:rPr>
+      <w:b/>
+      <w:bCs/>
     </w:rPr>
   </w:style>
 </w:styles>
